--- a/docs/content/joins/joins_lecture.docx
+++ b/docs/content/joins/joins_lecture.docx
@@ -31,7 +31,7 @@
         <w:pStyle w:val="Date"/>
       </w:pPr>
       <w:r>
-        <w:t xml:space="preserve">2026-09-04</w:t>
+        <w:t xml:space="preserve">2026-09-08</w:t>
       </w:r>
     </w:p>
     <w:bookmarkStart w:id="12" w:name="where-we-left-off"/>

--- a/docs/content/joins/joins_lecture.docx
+++ b/docs/content/joins/joins_lecture.docx
@@ -31,7 +31,7 @@
         <w:pStyle w:val="Date"/>
       </w:pPr>
       <w:r>
-        <w:t xml:space="preserve">2026-09-08</w:t>
+        <w:t xml:space="preserve">2026-09-10</w:t>
       </w:r>
     </w:p>
     <w:bookmarkStart w:id="12" w:name="where-we-left-off"/>

--- a/docs/content/joins/joins_lecture.docx
+++ b/docs/content/joins/joins_lecture.docx
@@ -31,7 +31,7 @@
         <w:pStyle w:val="Date"/>
       </w:pPr>
       <w:r>
-        <w:t xml:space="preserve">2026-09-10</w:t>
+        <w:t xml:space="preserve">2026-09-14</w:t>
       </w:r>
     </w:p>
     <w:bookmarkStart w:id="12" w:name="where-we-left-off"/>

--- a/docs/content/joins/joins_lecture.docx
+++ b/docs/content/joins/joins_lecture.docx
@@ -8852,7 +8852,6 @@
         <w:bottom w:color="FF0000" w:space="1" w:sz="8" w:val="single"/>
         <w:right w:color="FF0000" w:space="4" w:sz="8" w:val="single"/>
       </w:pBdr>
-      <w:shd w:color="auto" w:fill="auto" w:val="pct15"/>
       <w:spacing w:after="120" w:before="120"/>
       <w:ind w:left="432" w:right="432"/>
     </w:pPr>
@@ -8873,7 +8872,6 @@
         <w:bottom w:color="auto" w:space="1" w:sz="8" w:val="single"/>
         <w:right w:color="auto" w:space="4" w:sz="8" w:val="single"/>
       </w:pBdr>
-      <w:shd w:color="auto" w:fill="auto" w:val="pct15"/>
       <w:spacing w:after="240" w:before="240"/>
       <w:ind w:left="432" w:right="432"/>
     </w:pPr>
@@ -8888,7 +8886,6 @@
     <w:qFormat/>
     <w:rsid w:val="00771E03"/>
     <w:pPr>
-      <w:shd w:color="auto" w:fill="auto" w:val="pct15"/>
       <w:spacing w:after="240" w:before="240"/>
       <w:ind w:left="432" w:right="432"/>
     </w:pPr>

--- a/docs/content/joins/joins_lecture.docx
+++ b/docs/content/joins/joins_lecture.docx
@@ -31,7 +31,7 @@
         <w:pStyle w:val="Date"/>
       </w:pPr>
       <w:r>
-        <w:t xml:space="preserve">2026-09-14</w:t>
+        <w:t xml:space="preserve">2026-09-21</w:t>
       </w:r>
     </w:p>
     <w:bookmarkStart w:id="12" w:name="where-we-left-off"/>

--- a/docs/content/joins/joins_lecture.docx
+++ b/docs/content/joins/joins_lecture.docx
@@ -31,7 +31,7 @@
         <w:pStyle w:val="Date"/>
       </w:pPr>
       <w:r>
-        <w:t xml:space="preserve">2026-09-21</w:t>
+        <w:t xml:space="preserve">2026-09-22</w:t>
       </w:r>
     </w:p>
     <w:bookmarkStart w:id="12" w:name="where-we-left-off"/>

--- a/docs/content/joins/joins_lecture.docx
+++ b/docs/content/joins/joins_lecture.docx
@@ -31,7 +31,7 @@
         <w:pStyle w:val="Date"/>
       </w:pPr>
       <w:r>
-        <w:t xml:space="preserve">2026-09-22</w:t>
+        <w:t xml:space="preserve">2026-09-23</w:t>
       </w:r>
     </w:p>
     <w:bookmarkStart w:id="12" w:name="where-we-left-off"/>

--- a/docs/content/joins/joins_lecture.docx
+++ b/docs/content/joins/joins_lecture.docx
@@ -8935,6 +8935,252 @@
       <w:spacing w:after="100"/>
     </w:pPr>
   </w:style>
+  <w:style w:styleId="BodyText" w:type="paragraph">
+    <w:name w:val="Body Text"/>
+    <w:basedOn w:val="Normal"/>
+    <w:link w:val="BodyTextChar"/>
+    <w:qFormat/>
+    <w:pPr>
+      <w:spacing w:after="180" w:before="180"/>
+    </w:pPr>
+  </w:style>
+  <w:style w:customStyle="1" w:styleId="FirstParagraph" w:type="paragraph">
+    <w:name w:val="First Paragraph"/>
+    <w:basedOn w:val="BodyText"/>
+    <w:next w:val="BodyText"/>
+    <w:qFormat/>
+  </w:style>
+  <w:style w:customStyle="1" w:styleId="Compact" w:type="paragraph">
+    <w:name w:val="Compact"/>
+    <w:basedOn w:val="BodyText"/>
+    <w:qFormat/>
+    <w:pPr>
+      <w:spacing w:after="36" w:before="36"/>
+    </w:pPr>
+  </w:style>
+  <w:style w:customStyle="1" w:styleId="Author" w:type="paragraph">
+    <w:name w:val="Author"/>
+    <w:basedOn w:val="Title"/>
+    <w:next w:val="BodyText"/>
+    <w:qFormat/>
+    <w:pPr>
+      <w:keepNext/>
+      <w:keepLines/>
+    </w:pPr>
+    <w:rPr>
+      <w:sz w:val="24"/>
+      <w:szCs w:val="24"/>
+    </w:rPr>
+  </w:style>
+  <w:style w:styleId="Date" w:type="paragraph">
+    <w:name w:val="Date"/>
+    <w:basedOn w:val="Title"/>
+    <w:next w:val="BodyText"/>
+    <w:qFormat/>
+    <w:pPr>
+      <w:keepNext/>
+      <w:keepLines/>
+    </w:pPr>
+    <w:rPr>
+      <w:sz w:val="24"/>
+      <w:szCs w:val="24"/>
+    </w:rPr>
+  </w:style>
+  <w:style w:customStyle="1" w:styleId="AbstractTitle" w:type="paragraph">
+    <w:name w:val="Abstract Title"/>
+    <w:basedOn w:val="Normal"/>
+    <w:next w:val="Abstract"/>
+    <w:qFormat/>
+    <w:pPr>
+      <w:keepNext/>
+      <w:keepLines/>
+      <w:spacing w:after="0" w:before="300"/>
+      <w:jc w:val="center"/>
+    </w:pPr>
+    <w:rPr>
+      <w:b/>
+      <w:sz w:val="20"/>
+      <w:szCs w:val="20"/>
+    </w:rPr>
+  </w:style>
+  <w:style w:customStyle="1" w:styleId="Abstract" w:type="paragraph">
+    <w:name w:val="Abstract"/>
+    <w:basedOn w:val="Normal"/>
+    <w:next w:val="BodyText"/>
+    <w:qFormat/>
+    <w:pPr>
+      <w:keepNext/>
+      <w:keepLines/>
+      <w:spacing w:after="300" w:before="100"/>
+    </w:pPr>
+    <w:rPr>
+      <w:sz w:val="20"/>
+      <w:szCs w:val="20"/>
+    </w:rPr>
+  </w:style>
+  <w:style w:styleId="Bibliography" w:type="paragraph">
+    <w:name w:val="Bibliography"/>
+    <w:basedOn w:val="Normal"/>
+    <w:next w:val="Bibliography"/>
+    <w:qFormat/>
+    <w:pPr/>
+    <w:rPr/>
+  </w:style>
+  <w:style w:styleId="BlockText" w:type="paragraph">
+    <w:name w:val="Block Text"/>
+    <w:basedOn w:val="BodyText"/>
+    <w:next w:val="BodyText"/>
+    <w:uiPriority w:val="9"/>
+    <w:unhideWhenUsed/>
+    <w:qFormat/>
+    <w:pPr>
+      <w:spacing w:after="100" w:before="100"/>
+      <w:ind w:firstLine="0" w:left="480" w:right="480"/>
+    </w:pPr>
+  </w:style>
+  <w:style w:styleId="FootnoteText" w:type="paragraph">
+    <w:name w:val="Footnote Text"/>
+    <w:basedOn w:val="Normal"/>
+    <w:next w:val="FootnoteText"/>
+    <w:uiPriority w:val="9"/>
+    <w:unhideWhenUsed/>
+    <w:qFormat/>
+  </w:style>
+  <w:style w:styleId="FootnoteBlockText" w:type="paragraph">
+    <w:name w:val="Footnote Block Text"/>
+    <w:basedOn w:val="FootnoteText"/>
+    <w:next w:val="FootnoteText"/>
+    <w:uiPriority w:val="9"/>
+    <w:unhideWhenUsed/>
+    <w:qFormat/>
+    <w:pPr>
+      <w:spacing w:after="100" w:before="100"/>
+      <w:ind w:firstLine="0" w:left="480" w:right="480"/>
+    </w:pPr>
+  </w:style>
+  <w:style w:styleId="Table" w:type="table">
+    <w:name w:val="Table"/>
+    <w:basedOn w:val="TableNormal"/>
+    <w:semiHidden/>
+    <w:unhideWhenUsed/>
+    <w:qFormat/>
+    <w:tblPr>
+      <w:tblInd w:type="dxa" w:w="0"/>
+      <w:tblCellMar>
+        <w:top w:type="dxa" w:w="0"/>
+        <w:left w:type="dxa" w:w="108"/>
+        <w:bottom w:type="dxa" w:w="0"/>
+        <w:right w:type="dxa" w:w="108"/>
+      </w:tblCellMar>
+    </w:tblPr>
+    <w:tblStylePr w:type="firstRow">
+      <w:tcPr>
+        <w:tcBorders>
+          <w:bottom w:val="single"/>
+        </w:tcBorders>
+        <w:vAlign w:val="bottom"/>
+      </w:tcPr>
+    </w:tblStylePr>
+  </w:style>
+  <w:style w:customStyle="1" w:styleId="DefinitionTerm" w:type="paragraph">
+    <w:name w:val="Definition Term"/>
+    <w:basedOn w:val="Normal"/>
+    <w:next w:val="Definition"/>
+    <w:pPr>
+      <w:keepNext/>
+      <w:keepLines/>
+      <w:spacing w:after="0"/>
+    </w:pPr>
+    <w:rPr>
+      <w:b/>
+    </w:rPr>
+  </w:style>
+  <w:style w:customStyle="1" w:styleId="Definition" w:type="paragraph">
+    <w:name w:val="Definition"/>
+    <w:basedOn w:val="Normal"/>
+  </w:style>
+  <w:style w:styleId="Caption" w:type="paragraph">
+    <w:name w:val="Caption"/>
+    <w:basedOn w:val="Normal"/>
+    <w:link w:val="BodyTextChar"/>
+    <w:pPr>
+      <w:spacing w:after="120" w:before="0"/>
+    </w:pPr>
+    <w:rPr>
+      <w:i/>
+    </w:rPr>
+  </w:style>
+  <w:style w:customStyle="1" w:styleId="TableCaption" w:type="paragraph">
+    <w:name w:val="Table Caption"/>
+    <w:basedOn w:val="Caption"/>
+    <w:pPr>
+      <w:keepNext/>
+    </w:pPr>
+  </w:style>
+  <w:style w:customStyle="1" w:styleId="ImageCaption" w:type="paragraph">
+    <w:name w:val="Image Caption"/>
+    <w:basedOn w:val="Caption"/>
+  </w:style>
+  <w:style w:customStyle="1" w:styleId="Figure" w:type="paragraph">
+    <w:name w:val="Figure"/>
+    <w:basedOn w:val="Normal"/>
+  </w:style>
+  <w:style w:customStyle="1" w:styleId="CaptionedFigure" w:type="paragraph">
+    <w:name w:val="Captioned Figure"/>
+    <w:basedOn w:val="Figure"/>
+    <w:pPr>
+      <w:keepNext/>
+    </w:pPr>
+  </w:style>
+  <w:style w:customStyle="1" w:styleId="BodyTextChar" w:type="character">
+    <w:name w:val="Body Text Char"/>
+    <w:basedOn w:val="DefaultParagraphFont"/>
+    <w:link w:val="BodyText"/>
+  </w:style>
+  <w:style w:customStyle="1" w:styleId="VerbatimChar" w:type="character">
+    <w:name w:val="Verbatim Char"/>
+    <w:basedOn w:val="BodyTextChar"/>
+    <w:rPr>
+      <w:rFonts w:ascii="Consolas" w:hAnsi="Consolas"/>
+      <w:sz w:val="22"/>
+    </w:rPr>
+  </w:style>
+  <w:style w:customStyle="1" w:styleId="SectionNumber" w:type="character">
+    <w:name w:val="Section Number"/>
+    <w:basedOn w:val="BodyTextChar"/>
+  </w:style>
+  <w:style w:styleId="FootnoteReference" w:type="character">
+    <w:name w:val="Footnote Reference"/>
+    <w:basedOn w:val="BodyTextChar"/>
+    <w:rPr>
+      <w:vertAlign w:val="superscript"/>
+    </w:rPr>
+  </w:style>
+  <w:style w:styleId="Hyperlink" w:type="character">
+    <w:name w:val="Hyperlink"/>
+    <w:basedOn w:val="BodyTextChar"/>
+    <w:rPr>
+      <w:color w:themeColor="accent1" w:val="4F81BD"/>
+    </w:rPr>
+  </w:style>
+  <w:style w:styleId="TOCHeading" w:type="paragraph">
+    <w:name w:val="TOC Heading"/>
+    <w:basedOn w:val="Heading1"/>
+    <w:next w:val="BodyText"/>
+    <w:uiPriority w:val="39"/>
+    <w:unhideWhenUsed/>
+    <w:qFormat/>
+    <w:pPr>
+      <w:spacing w:before="240" w:line="259" w:lineRule="auto"/>
+      <w:outlineLvl w:val="9"/>
+    </w:pPr>
+    <w:rPr>
+      <w:rFonts w:asciiTheme="majorHAnsi" w:cstheme="majorBidi" w:eastAsiaTheme="majorEastAsia" w:hAnsiTheme="majorHAnsi"/>
+      <w:b w:val="0"/>
+      <w:bCs w:val="0"/>
+      <w:color w:themeColor="accent1" w:themeShade="BF" w:val="365F91"/>
+    </w:rPr>
+  </w:style>
   <w:style w:type="character" w:customStyle="1" w:styleId="KeywordTok">
     <w:name w:val="KeywordTok"/>
     <w:basedOn w:val="VerbatimChar"/>

--- a/docs/content/joins/joins_lecture.docx
+++ b/docs/content/joins/joins_lecture.docx
@@ -7531,7 +7531,7 @@
     <w:bookmarkEnd w:id="63"/>
     <w:sectPr>
       <w:pgSz w:h="15840" w:w="12240"/>
-      <w:pgMar w:bottom="1440" w:footer="720" w:gutter="0" w:header="720" w:left="1440" w:right="1440" w:top="1440"/>
+      <w:pgMar w:bottom="720" w:footer="432" w:gutter="0" w:header="432" w:left="720" w:right="1008" w:top="720"/>
       <w:cols w:space="720"/>
       <w:docGrid w:linePitch="360"/>
     </w:sectPr>
@@ -7934,7 +7934,11 @@
         <w14:ligatures w14:val="standardContextual"/>
       </w:rPr>
     </w:rPrDefault>
-    <w:pPrDefault/>
+    <w:pPrDefault>
+      <w:pPr>
+        <w:spacing w:after="0" w:before="0" w:line="240" w:lineRule="auto"/>
+      </w:pPr>
+    </w:pPrDefault>
   </w:docDefaults>
   <w:latentStyles w:count="376" w:defLockedState="0" w:defQFormat="0" w:defSemiHidden="0" w:defUIPriority="99" w:defUnhideWhenUsed="0">
     <w:lsdException w:name="Normal" w:qFormat="1" w:uiPriority="0"/>
@@ -8734,7 +8738,7 @@
     <w:qFormat/>
     <w:rsid w:val="00AF5CF1"/>
     <w:pPr>
-      <w:spacing w:after="160" w:before="160"/>
+      <w:spacing w:after="0" w:before="0"/>
       <w:jc w:val="center"/>
     </w:pPr>
     <w:rPr>
@@ -8852,7 +8856,7 @@
         <w:bottom w:color="FF0000" w:space="1" w:sz="8" w:val="single"/>
         <w:right w:color="FF0000" w:space="4" w:sz="8" w:val="single"/>
       </w:pBdr>
-      <w:spacing w:after="120" w:before="120"/>
+      <w:spacing w:after="40" w:before="40"/>
       <w:ind w:left="432" w:right="432"/>
     </w:pPr>
     <w:rPr>
@@ -8872,7 +8876,7 @@
         <w:bottom w:color="auto" w:space="1" w:sz="8" w:val="single"/>
         <w:right w:color="auto" w:space="4" w:sz="8" w:val="single"/>
       </w:pBdr>
-      <w:spacing w:after="240" w:before="240"/>
+      <w:spacing w:after="40" w:before="40"/>
       <w:ind w:left="432" w:right="432"/>
     </w:pPr>
     <w:rPr>
@@ -8886,7 +8890,7 @@
     <w:qFormat/>
     <w:rsid w:val="00771E03"/>
     <w:pPr>
-      <w:spacing w:after="240" w:before="240"/>
+      <w:spacing w:after="40" w:before="40"/>
       <w:ind w:left="432" w:right="432"/>
     </w:pPr>
     <w:rPr>
@@ -8932,7 +8936,7 @@
     <w:unhideWhenUsed/>
     <w:rsid w:val="00322D32"/>
     <w:pPr>
-      <w:spacing w:after="100"/>
+      <w:spacing w:after="0" w:before="0"/>
     </w:pPr>
   </w:style>
   <w:style w:styleId="BodyText" w:type="paragraph">
@@ -8941,7 +8945,7 @@
     <w:link w:val="BodyTextChar"/>
     <w:qFormat/>
     <w:pPr>
-      <w:spacing w:after="180" w:before="180"/>
+      <w:spacing w:after="0" w:before="0"/>
     </w:pPr>
   </w:style>
   <w:style w:customStyle="1" w:styleId="FirstParagraph" w:type="paragraph">
@@ -8949,13 +8953,16 @@
     <w:basedOn w:val="BodyText"/>
     <w:next w:val="BodyText"/>
     <w:qFormat/>
+    <w:pPr>
+      <w:spacing w:after="0" w:before="0"/>
+    </w:pPr>
   </w:style>
   <w:style w:customStyle="1" w:styleId="Compact" w:type="paragraph">
     <w:name w:val="Compact"/>
     <w:basedOn w:val="BodyText"/>
     <w:qFormat/>
     <w:pPr>
-      <w:spacing w:after="36" w:before="36"/>
+      <w:spacing w:after="0" w:before="0"/>
     </w:pPr>
   </w:style>
   <w:style w:customStyle="1" w:styleId="Author" w:type="paragraph">
@@ -9034,7 +9041,7 @@
     <w:unhideWhenUsed/>
     <w:qFormat/>
     <w:pPr>
-      <w:spacing w:after="100" w:before="100"/>
+      <w:spacing w:after="0" w:before="0"/>
       <w:ind w:firstLine="0" w:left="480" w:right="480"/>
     </w:pPr>
   </w:style>
@@ -9104,7 +9111,7 @@
     <w:basedOn w:val="Normal"/>
     <w:link w:val="BodyTextChar"/>
     <w:pPr>
-      <w:spacing w:after="120" w:before="0"/>
+      <w:spacing w:after="0" w:before="0"/>
     </w:pPr>
     <w:rPr>
       <w:i/>
@@ -9114,21 +9121,29 @@
     <w:name w:val="Table Caption"/>
     <w:basedOn w:val="Caption"/>
     <w:pPr>
+      <w:spacing w:after="0" w:before="0"/>
       <w:keepNext/>
     </w:pPr>
   </w:style>
   <w:style w:customStyle="1" w:styleId="ImageCaption" w:type="paragraph">
     <w:name w:val="Image Caption"/>
     <w:basedOn w:val="Caption"/>
+    <w:pPr>
+      <w:spacing w:after="0" w:before="0"/>
+    </w:pPr>
   </w:style>
   <w:style w:customStyle="1" w:styleId="Figure" w:type="paragraph">
     <w:name w:val="Figure"/>
     <w:basedOn w:val="Normal"/>
+    <w:pPr>
+      <w:spacing w:after="0" w:before="0"/>
+    </w:pPr>
   </w:style>
   <w:style w:customStyle="1" w:styleId="CaptionedFigure" w:type="paragraph">
     <w:name w:val="Captioned Figure"/>
     <w:basedOn w:val="Figure"/>
     <w:pPr>
+      <w:spacing w:after="0" w:before="0"/>
       <w:keepNext/>
     </w:pPr>
   </w:style>
@@ -9141,8 +9156,8 @@
     <w:name w:val="Verbatim Char"/>
     <w:basedOn w:val="BodyTextChar"/>
     <w:rPr>
-      <w:rFonts w:ascii="Consolas" w:hAnsi="Consolas"/>
-      <w:sz w:val="22"/>
+      <w:rFonts w:ascii="Courier New" w:cs="Courier New" w:hAnsi="Courier New"/>
+      <w:sz w:val="20"/>
     </w:rPr>
   </w:style>
   <w:style w:customStyle="1" w:styleId="SectionNumber" w:type="character">

--- a/docs/content/joins/joins_lecture.docx
+++ b/docs/content/joins/joins_lecture.docx
@@ -1695,10 +1695,13 @@
         <w:t xml:space="preserve">%&gt;%</w:t>
       </w:r>
       <w:r>
-        <w:rPr>
-          <w:rStyle w:val="NormalTok"/>
-        </w:rPr>
-        <w:t xml:space="preserve"> </w:t>
+        <w:br/>
+      </w:r>
+      <w:r>
+        <w:rPr>
+          <w:rStyle w:val="NormalTok"/>
+        </w:rPr>
+        <w:t xml:space="preserve">  </w:t>
       </w:r>
       <w:r>
         <w:rPr>
@@ -1846,10 +1849,13 @@
         <w:t xml:space="preserve">%&gt;%</w:t>
       </w:r>
       <w:r>
-        <w:rPr>
-          <w:rStyle w:val="NormalTok"/>
-        </w:rPr>
-        <w:t xml:space="preserve"> </w:t>
+        <w:br/>
+      </w:r>
+      <w:r>
+        <w:rPr>
+          <w:rStyle w:val="NormalTok"/>
+        </w:rPr>
+        <w:t xml:space="preserve">  </w:t>
       </w:r>
       <w:r>
         <w:rPr>
@@ -2558,7 +2564,7 @@
         <w:rPr>
           <w:rStyle w:val="CommentTok"/>
         </w:rPr>
-        <w:t xml:space="preserve"># includes "UNK" — unmarked animals</w:t>
+        <w:t xml:space="preserve"># includes "UNK" —</w:t>
       </w:r>
     </w:p>
     <w:p>
@@ -2570,6 +2576,23 @@
           <w:rStyle w:val="VerbatimChar"/>
         </w:rPr>
         <w:t xml:space="preserve">[1] 15</w:t>
+      </w:r>
+    </w:p>
+    <w:p>
+      <w:pPr>
+        <w:pStyle w:val="SourceCode"/>
+      </w:pPr>
+      <w:r>
+        <w:rPr>
+          <w:rStyle w:val="NormalTok"/>
+        </w:rPr>
+        <w:t xml:space="preserve">                                    </w:t>
+      </w:r>
+      <w:r>
+        <w:rPr>
+          <w:rStyle w:val="CommentTok"/>
+        </w:rPr>
+        <w:t xml:space="preserve"># unmarked animals</w:t>
       </w:r>
     </w:p>
     <w:p>
@@ -3383,7 +3406,7 @@
         <w:rPr>
           <w:rStyle w:val="CommentTok"/>
         </w:rPr>
-        <w:t xml:space="preserve"># every capture event is kept</w:t>
+        <w:t xml:space="preserve"># every capture</w:t>
       </w:r>
     </w:p>
     <w:p>
@@ -3403,6 +3426,21 @@
       </w:pPr>
       <w:r>
         <w:rPr>
+          <w:rStyle w:val="NormalTok"/>
+        </w:rPr>
+        <w:t xml:space="preserve">                                       </w:t>
+      </w:r>
+      <w:r>
+        <w:rPr>
+          <w:rStyle w:val="CommentTok"/>
+        </w:rPr>
+        <w:t xml:space="preserve"># event is kept</w:t>
+      </w:r>
+      <w:r>
+        <w:br/>
+      </w:r>
+      <w:r>
+        <w:rPr>
           <w:rStyle w:val="FunctionTok"/>
         </w:rPr>
         <w:t xml:space="preserve">sum</w:t>
@@ -3441,7 +3479,7 @@
         <w:rPr>
           <w:rStyle w:val="CommentTok"/>
         </w:rPr>
-        <w:t xml:space="preserve"># events we can't attribute</w:t>
+        <w:t xml:space="preserve"># events we can't</w:t>
       </w:r>
     </w:p>
     <w:p>
@@ -3453,6 +3491,23 @@
           <w:rStyle w:val="VerbatimChar"/>
         </w:rPr>
         <w:t xml:space="preserve">[1] 3</w:t>
+      </w:r>
+    </w:p>
+    <w:p>
+      <w:pPr>
+        <w:pStyle w:val="SourceCode"/>
+      </w:pPr>
+      <w:r>
+        <w:rPr>
+          <w:rStyle w:val="NormalTok"/>
+        </w:rPr>
+        <w:t xml:space="preserve">                                       </w:t>
+      </w:r>
+      <w:r>
+        <w:rPr>
+          <w:rStyle w:val="CommentTok"/>
+        </w:rPr>
+        <w:t xml:space="preserve"># attribute</w:t>
       </w:r>
     </w:p>
     <w:p>
@@ -3794,10 +3849,13 @@
         <w:t xml:space="preserve">%&gt;%</w:t>
       </w:r>
       <w:r>
-        <w:rPr>
-          <w:rStyle w:val="NormalTok"/>
-        </w:rPr>
-        <w:t xml:space="preserve"> </w:t>
+        <w:br/>
+      </w:r>
+      <w:r>
+        <w:rPr>
+          <w:rStyle w:val="NormalTok"/>
+        </w:rPr>
+        <w:t xml:space="preserve">  </w:t>
       </w:r>
       <w:r>
         <w:rPr>
@@ -5887,7 +5945,16 @@
         <w:rPr>
           <w:rStyle w:val="NormalTok"/>
         </w:rPr>
-        <w:t xml:space="preserve">(individuals_df, </w:t>
+        <w:t xml:space="preserve">(individuals_df,</w:t>
+      </w:r>
+      <w:r>
+        <w:br/>
+      </w:r>
+      <w:r>
+        <w:rPr>
+          <w:rStyle w:val="NormalTok"/>
+        </w:rPr>
+        <w:t xml:space="preserve">            </w:t>
       </w:r>
       <w:r>
         <w:rPr>
@@ -6641,7 +6708,16 @@
         <w:rPr>
           <w:rStyle w:val="NormalTok"/>
         </w:rPr>
-        <w:t xml:space="preserve">(individuals_df, </w:t>
+        <w:t xml:space="preserve">(individuals_df,</w:t>
+      </w:r>
+      <w:r>
+        <w:br/>
+      </w:r>
+      <w:r>
+        <w:rPr>
+          <w:rStyle w:val="NormalTok"/>
+        </w:rPr>
+        <w:t xml:space="preserve">             </w:t>
       </w:r>
       <w:r>
         <w:rPr>
@@ -6731,6 +6807,15 @@
         <w:t xml:space="preserve">(</w:t>
       </w:r>
       <w:r>
+        <w:br/>
+      </w:r>
+      <w:r>
+        <w:rPr>
+          <w:rStyle w:val="NormalTok"/>
+        </w:rPr>
+        <w:t xml:space="preserve">    </w:t>
+      </w:r>
+      <w:r>
         <w:rPr>
           <w:rStyle w:val="AttributeTok"/>
         </w:rPr>
@@ -6803,7 +6888,16 @@
         <w:rPr>
           <w:rStyle w:val="NormalTok"/>
         </w:rPr>
-        <w:t xml:space="preserve">(animal_id, sex, age_class, capture_date, days_since_release, mass_kg) </w:t>
+        <w:t xml:space="preserve">(animal_id, sex, age_class, capture_date,</w:t>
+      </w:r>
+      <w:r>
+        <w:br/>
+      </w:r>
+      <w:r>
+        <w:rPr>
+          <w:rStyle w:val="NormalTok"/>
+        </w:rPr>
+        <w:t xml:space="preserve">         days_since_release, mass_kg) </w:t>
       </w:r>
       <w:r>
         <w:rPr>
@@ -6850,7 +6944,7 @@
         <w:rPr>
           <w:rStyle w:val="VerbatimChar"/>
         </w:rPr>
-        <w:t xml:space="preserve">  animal_id sex   age_class capture_date days_since_release mass_kg</w:t>
+        <w:t xml:space="preserve">  animal_id sex   age_class capture_date days_since_release</w:t>
       </w:r>
       <w:r>
         <w:br/>
@@ -6859,7 +6953,7 @@
         <w:rPr>
           <w:rStyle w:val="VerbatimChar"/>
         </w:rPr>
-        <w:t xml:space="preserve">  &lt;chr&gt;     &lt;chr&gt; &lt;chr&gt;     &lt;date&gt;                    &lt;dbl&gt;   &lt;dbl&gt;</w:t>
+        <w:t xml:space="preserve">  &lt;chr&gt;     &lt;chr&gt; &lt;chr&gt;     &lt;date&gt;                    &lt;dbl&gt;</w:t>
       </w:r>
       <w:r>
         <w:br/>
@@ -6868,7 +6962,7 @@
         <w:rPr>
           <w:rStyle w:val="VerbatimChar"/>
         </w:rPr>
-        <w:t xml:space="preserve">1 F07       F     juvenile  2018-03-25                 -244    1.4 </w:t>
+        <w:t xml:space="preserve">1 F07       F     juvenile  2018-03-25                 -244</w:t>
       </w:r>
       <w:r>
         <w:br/>
@@ -6877,7 +6971,7 @@
         <w:rPr>
           <w:rStyle w:val="VerbatimChar"/>
         </w:rPr>
-        <w:t xml:space="preserve">2 F16       F     juvenile  2018-04-11                 -139    5.52</w:t>
+        <w:t xml:space="preserve">2 F16       F     juvenile  2018-04-11                 -139</w:t>
       </w:r>
       <w:r>
         <w:br/>
@@ -6886,7 +6980,7 @@
         <w:rPr>
           <w:rStyle w:val="VerbatimChar"/>
         </w:rPr>
-        <w:t xml:space="preserve">3 F06       F     adult     2018-04-29                 -301    2.06</w:t>
+        <w:t xml:space="preserve">3 F06       F     adult     2018-04-29                 -301</w:t>
       </w:r>
       <w:r>
         <w:br/>
@@ -6895,7 +6989,7 @@
         <w:rPr>
           <w:rStyle w:val="VerbatimChar"/>
         </w:rPr>
-        <w:t xml:space="preserve">4 F09       F     juvenile  2018-05-21                 -165    2.49</w:t>
+        <w:t xml:space="preserve">4 F09       F     juvenile  2018-05-21                 -165</w:t>
       </w:r>
       <w:r>
         <w:br/>
@@ -6904,7 +6998,7 @@
         <w:rPr>
           <w:rStyle w:val="VerbatimChar"/>
         </w:rPr>
-        <w:t xml:space="preserve">5 F06       F     adult     2018-05-30                 -270    1.4 </w:t>
+        <w:t xml:space="preserve">5 F06       F     adult     2018-05-30                 -270</w:t>
       </w:r>
       <w:r>
         <w:br/>
@@ -6913,7 +7007,16 @@
         <w:rPr>
           <w:rStyle w:val="VerbatimChar"/>
         </w:rPr>
-        <w:t xml:space="preserve">6 F02       F     juvenile  2018-06-08                 -153    4.21</w:t>
+        <w:t xml:space="preserve">6 F02       F     juvenile  2018-06-08                 -153</w:t>
+      </w:r>
+      <w:r>
+        <w:br/>
+      </w:r>
+      <w:r>
+        <w:rPr>
+          <w:rStyle w:val="VerbatimChar"/>
+        </w:rPr>
+        <w:t xml:space="preserve"># ℹ 1 more variable: mass_kg &lt;dbl&gt;</w:t>
       </w:r>
     </w:p>
     <w:p>

--- a/docs/content/joins/joins_lecture.docx
+++ b/docs/content/joins/joins_lecture.docx
@@ -31,7 +31,7 @@
         <w:pStyle w:val="Date"/>
       </w:pPr>
       <w:r>
-        <w:t xml:space="preserve">2026-09-23</w:t>
+        <w:t xml:space="preserve">2026-09-24</w:t>
       </w:r>
     </w:p>
     <w:bookmarkStart w:id="12" w:name="where-we-left-off"/>

--- a/docs/content/joins/joins_lecture.docx
+++ b/docs/content/joins/joins_lecture.docx
@@ -31,7 +31,7 @@
         <w:pStyle w:val="Date"/>
       </w:pPr>
       <w:r>
-        <w:t xml:space="preserve">2026-09-24</w:t>
+        <w:t xml:space="preserve">2026-09-29</w:t>
       </w:r>
     </w:p>
     <w:bookmarkStart w:id="12" w:name="where-we-left-off"/>

--- a/docs/content/joins/joins_lecture.docx
+++ b/docs/content/joins/joins_lecture.docx
@@ -31,7 +31,7 @@
         <w:pStyle w:val="Date"/>
       </w:pPr>
       <w:r>
-        <w:t xml:space="preserve">2026-09-29</w:t>
+        <w:t xml:space="preserve">2026-10-01</w:t>
       </w:r>
     </w:p>
     <w:bookmarkStart w:id="12" w:name="where-we-left-off"/>

--- a/docs/content/joins/joins_lecture.docx
+++ b/docs/content/joins/joins_lecture.docx
@@ -31,7 +31,7 @@
         <w:pStyle w:val="Date"/>
       </w:pPr>
       <w:r>
-        <w:t xml:space="preserve">2026-10-01</w:t>
+        <w:t xml:space="preserve">2026-10-05</w:t>
       </w:r>
     </w:p>
     <w:bookmarkStart w:id="12" w:name="where-we-left-off"/>
@@ -199,7 +199,7 @@
                     <a:graphicData uri="http://schemas.openxmlformats.org/drawingml/2006/picture">
                       <pic:pic>
                         <pic:nvPicPr>
-                          <pic:cNvPr descr="/Applications/Positron.app/Contents/Resources/app/quarto/share/formats/docx/note.png" id="11" name="Picture"/>
+                          <pic:cNvPr descr="/opt/quarto/share/formats/docx/note.png" id="11" name="Picture"/>
                           <pic:cNvPicPr>
                             <a:picLocks noChangeArrowheads="1" noChangeAspect="1"/>
                           </pic:cNvPicPr>
@@ -730,7 +730,7 @@
                     <a:graphicData uri="http://schemas.openxmlformats.org/drawingml/2006/picture">
                       <pic:pic>
                         <pic:nvPicPr>
-                          <pic:cNvPr descr="/Applications/Positron.app/Contents/Resources/app/quarto/share/formats/docx/tip.png" id="16" name="Picture"/>
+                          <pic:cNvPr descr="/opt/quarto/share/formats/docx/tip.png" id="16" name="Picture"/>
                           <pic:cNvPicPr>
                             <a:picLocks noChangeArrowheads="1" noChangeAspect="1"/>
                           </pic:cNvPicPr>
@@ -1009,7 +1009,7 @@
                     <a:graphicData uri="http://schemas.openxmlformats.org/drawingml/2006/picture">
                       <pic:pic>
                         <pic:nvPicPr>
-                          <pic:cNvPr descr="/Applications/Positron.app/Contents/Resources/app/quarto/share/formats/docx/note.png" id="19" name="Picture"/>
+                          <pic:cNvPr descr="/opt/quarto/share/formats/docx/note.png" id="19" name="Picture"/>
                           <pic:cNvPicPr>
                             <a:picLocks noChangeArrowheads="1" noChangeAspect="1"/>
                           </pic:cNvPicPr>
@@ -1291,7 +1291,7 @@
                     <a:graphicData uri="http://schemas.openxmlformats.org/drawingml/2006/picture">
                       <pic:pic>
                         <pic:nvPicPr>
-                          <pic:cNvPr descr="/Applications/Positron.app/Contents/Resources/app/quarto/share/formats/docx/tip.png" id="22" name="Picture"/>
+                          <pic:cNvPr descr="/opt/quarto/share/formats/docx/tip.png" id="22" name="Picture"/>
                           <pic:cNvPicPr>
                             <a:picLocks noChangeArrowheads="1" noChangeAspect="1"/>
                           </pic:cNvPicPr>
@@ -2106,7 +2106,7 @@
                     <a:graphicData uri="http://schemas.openxmlformats.org/drawingml/2006/picture">
                       <pic:pic>
                         <pic:nvPicPr>
-                          <pic:cNvPr descr="/Applications/Positron.app/Contents/Resources/app/quarto/share/formats/docx/note.png" id="26" name="Picture"/>
+                          <pic:cNvPr descr="/opt/quarto/share/formats/docx/note.png" id="26" name="Picture"/>
                           <pic:cNvPicPr>
                             <a:picLocks noChangeArrowheads="1" noChangeAspect="1"/>
                           </pic:cNvPicPr>
@@ -2753,7 +2753,7 @@
                     <a:graphicData uri="http://schemas.openxmlformats.org/drawingml/2006/picture">
                       <pic:pic>
                         <pic:nvPicPr>
-                          <pic:cNvPr descr="/Applications/Positron.app/Contents/Resources/app/quarto/share/formats/docx/warning.png" id="30" name="Picture"/>
+                          <pic:cNvPr descr="/opt/quarto/share/formats/docx/warning.png" id="30" name="Picture"/>
                           <pic:cNvPicPr>
                             <a:picLocks noChangeArrowheads="1" noChangeAspect="1"/>
                           </pic:cNvPicPr>
@@ -2989,7 +2989,7 @@
                     <a:graphicData uri="http://schemas.openxmlformats.org/drawingml/2006/picture">
                       <pic:pic>
                         <pic:nvPicPr>
-                          <pic:cNvPr descr="/Applications/Positron.app/Contents/Resources/app/quarto/share/formats/docx/tip.png" id="34" name="Picture"/>
+                          <pic:cNvPr descr="/opt/quarto/share/formats/docx/tip.png" id="34" name="Picture"/>
                           <pic:cNvPicPr>
                             <a:picLocks noChangeArrowheads="1" noChangeAspect="1"/>
                           </pic:cNvPicPr>
@@ -3134,7 +3134,7 @@
                     <a:graphicData uri="http://schemas.openxmlformats.org/drawingml/2006/picture">
                       <pic:pic>
                         <pic:nvPicPr>
-                          <pic:cNvPr descr="/Applications/Positron.app/Contents/Resources/app/quarto/share/formats/docx/note.png" id="37" name="Picture"/>
+                          <pic:cNvPr descr="/opt/quarto/share/formats/docx/note.png" id="37" name="Picture"/>
                           <pic:cNvPicPr>
                             <a:picLocks noChangeArrowheads="1" noChangeAspect="1"/>
                           </pic:cNvPicPr>
@@ -3976,7 +3976,7 @@
                     <a:graphicData uri="http://schemas.openxmlformats.org/drawingml/2006/picture">
                       <pic:pic>
                         <pic:nvPicPr>
-                          <pic:cNvPr descr="/Applications/Positron.app/Contents/Resources/app/quarto/share/formats/docx/important.png" id="41" name="Picture"/>
+                          <pic:cNvPr descr="/opt/quarto/share/formats/docx/important.png" id="41" name="Picture"/>
                           <pic:cNvPicPr>
                             <a:picLocks noChangeArrowheads="1" noChangeAspect="1"/>
                           </pic:cNvPicPr>
@@ -4440,7 +4440,7 @@
                     <a:graphicData uri="http://schemas.openxmlformats.org/drawingml/2006/picture">
                       <pic:pic>
                         <pic:nvPicPr>
-                          <pic:cNvPr descr="/Applications/Positron.app/Contents/Resources/app/quarto/share/formats/docx/tip.png" id="45" name="Picture"/>
+                          <pic:cNvPr descr="/opt/quarto/share/formats/docx/tip.png" id="45" name="Picture"/>
                           <pic:cNvPicPr>
                             <a:picLocks noChangeArrowheads="1" noChangeAspect="1"/>
                           </pic:cNvPicPr>
@@ -4576,7 +4576,7 @@
                     <a:graphicData uri="http://schemas.openxmlformats.org/drawingml/2006/picture">
                       <pic:pic>
                         <pic:nvPicPr>
-                          <pic:cNvPr descr="/Applications/Positron.app/Contents/Resources/app/quarto/share/formats/docx/note.png" id="48" name="Picture"/>
+                          <pic:cNvPr descr="/opt/quarto/share/formats/docx/note.png" id="48" name="Picture"/>
                           <pic:cNvPicPr>
                             <a:picLocks noChangeArrowheads="1" noChangeAspect="1"/>
                           </pic:cNvPicPr>
@@ -5393,7 +5393,7 @@
                     <a:graphicData uri="http://schemas.openxmlformats.org/drawingml/2006/picture">
                       <pic:pic>
                         <pic:nvPicPr>
-                          <pic:cNvPr descr="/Applications/Positron.app/Contents/Resources/app/quarto/share/formats/docx/note.png" id="51" name="Picture"/>
+                          <pic:cNvPr descr="/opt/quarto/share/formats/docx/note.png" id="51" name="Picture"/>
                           <pic:cNvPicPr>
                             <a:picLocks noChangeArrowheads="1" noChangeAspect="1"/>
                           </pic:cNvPicPr>
@@ -5644,7 +5644,7 @@
                     <a:graphicData uri="http://schemas.openxmlformats.org/drawingml/2006/picture">
                       <pic:pic>
                         <pic:nvPicPr>
-                          <pic:cNvPr descr="/Applications/Positron.app/Contents/Resources/app/quarto/share/formats/docx/tip.png" id="55" name="Picture"/>
+                          <pic:cNvPr descr="/opt/quarto/share/formats/docx/tip.png" id="55" name="Picture"/>
                           <pic:cNvPicPr>
                             <a:picLocks noChangeArrowheads="1" noChangeAspect="1"/>
                           </pic:cNvPicPr>
@@ -5789,7 +5789,7 @@
                     <a:graphicData uri="http://schemas.openxmlformats.org/drawingml/2006/picture">
                       <pic:pic>
                         <pic:nvPicPr>
-                          <pic:cNvPr descr="/Applications/Positron.app/Contents/Resources/app/quarto/share/formats/docx/note.png" id="58" name="Picture"/>
+                          <pic:cNvPr descr="/opt/quarto/share/formats/docx/note.png" id="58" name="Picture"/>
                           <pic:cNvPicPr>
                             <a:picLocks noChangeArrowheads="1" noChangeAspect="1"/>
                           </pic:cNvPicPr>

--- a/docs/content/joins/joins_lecture.docx
+++ b/docs/content/joins/joins_lecture.docx
@@ -31,7 +31,7 @@
         <w:pStyle w:val="Date"/>
       </w:pPr>
       <w:r>
-        <w:t xml:space="preserve">2026-10-05</w:t>
+        <w:t xml:space="preserve">2026-10-08</w:t>
       </w:r>
     </w:p>
     <w:bookmarkStart w:id="12" w:name="where-we-left-off"/>
@@ -199,7 +199,7 @@
                     <a:graphicData uri="http://schemas.openxmlformats.org/drawingml/2006/picture">
                       <pic:pic>
                         <pic:nvPicPr>
-                          <pic:cNvPr descr="/opt/quarto/share/formats/docx/note.png" id="11" name="Picture"/>
+                          <pic:cNvPr descr="/Applications/Positron.app/Contents/Resources/app/quarto/share/formats/docx/note.png" id="11" name="Picture"/>
                           <pic:cNvPicPr>
                             <a:picLocks noChangeArrowheads="1" noChangeAspect="1"/>
                           </pic:cNvPicPr>
@@ -730,7 +730,7 @@
                     <a:graphicData uri="http://schemas.openxmlformats.org/drawingml/2006/picture">
                       <pic:pic>
                         <pic:nvPicPr>
-                          <pic:cNvPr descr="/opt/quarto/share/formats/docx/tip.png" id="16" name="Picture"/>
+                          <pic:cNvPr descr="/Applications/Positron.app/Contents/Resources/app/quarto/share/formats/docx/tip.png" id="16" name="Picture"/>
                           <pic:cNvPicPr>
                             <a:picLocks noChangeArrowheads="1" noChangeAspect="1"/>
                           </pic:cNvPicPr>
@@ -1009,7 +1009,7 @@
                     <a:graphicData uri="http://schemas.openxmlformats.org/drawingml/2006/picture">
                       <pic:pic>
                         <pic:nvPicPr>
-                          <pic:cNvPr descr="/opt/quarto/share/formats/docx/note.png" id="19" name="Picture"/>
+                          <pic:cNvPr descr="/Applications/Positron.app/Contents/Resources/app/quarto/share/formats/docx/note.png" id="19" name="Picture"/>
                           <pic:cNvPicPr>
                             <a:picLocks noChangeArrowheads="1" noChangeAspect="1"/>
                           </pic:cNvPicPr>
@@ -1291,7 +1291,7 @@
                     <a:graphicData uri="http://schemas.openxmlformats.org/drawingml/2006/picture">
                       <pic:pic>
                         <pic:nvPicPr>
-                          <pic:cNvPr descr="/opt/quarto/share/formats/docx/tip.png" id="22" name="Picture"/>
+                          <pic:cNvPr descr="/Applications/Positron.app/Contents/Resources/app/quarto/share/formats/docx/tip.png" id="22" name="Picture"/>
                           <pic:cNvPicPr>
                             <a:picLocks noChangeArrowheads="1" noChangeAspect="1"/>
                           </pic:cNvPicPr>
@@ -2106,7 +2106,7 @@
                     <a:graphicData uri="http://schemas.openxmlformats.org/drawingml/2006/picture">
                       <pic:pic>
                         <pic:nvPicPr>
-                          <pic:cNvPr descr="/opt/quarto/share/formats/docx/note.png" id="26" name="Picture"/>
+                          <pic:cNvPr descr="/Applications/Positron.app/Contents/Resources/app/quarto/share/formats/docx/note.png" id="26" name="Picture"/>
                           <pic:cNvPicPr>
                             <a:picLocks noChangeArrowheads="1" noChangeAspect="1"/>
                           </pic:cNvPicPr>
@@ -2753,7 +2753,7 @@
                     <a:graphicData uri="http://schemas.openxmlformats.org/drawingml/2006/picture">
                       <pic:pic>
                         <pic:nvPicPr>
-                          <pic:cNvPr descr="/opt/quarto/share/formats/docx/warning.png" id="30" name="Picture"/>
+                          <pic:cNvPr descr="/Applications/Positron.app/Contents/Resources/app/quarto/share/formats/docx/warning.png" id="30" name="Picture"/>
                           <pic:cNvPicPr>
                             <a:picLocks noChangeArrowheads="1" noChangeAspect="1"/>
                           </pic:cNvPicPr>
@@ -2989,7 +2989,7 @@
                     <a:graphicData uri="http://schemas.openxmlformats.org/drawingml/2006/picture">
                       <pic:pic>
                         <pic:nvPicPr>
-                          <pic:cNvPr descr="/opt/quarto/share/formats/docx/tip.png" id="34" name="Picture"/>
+                          <pic:cNvPr descr="/Applications/Positron.app/Contents/Resources/app/quarto/share/formats/docx/tip.png" id="34" name="Picture"/>
                           <pic:cNvPicPr>
                             <a:picLocks noChangeArrowheads="1" noChangeAspect="1"/>
                           </pic:cNvPicPr>
@@ -3134,7 +3134,7 @@
                     <a:graphicData uri="http://schemas.openxmlformats.org/drawingml/2006/picture">
                       <pic:pic>
                         <pic:nvPicPr>
-                          <pic:cNvPr descr="/opt/quarto/share/formats/docx/note.png" id="37" name="Picture"/>
+                          <pic:cNvPr descr="/Applications/Positron.app/Contents/Resources/app/quarto/share/formats/docx/note.png" id="37" name="Picture"/>
                           <pic:cNvPicPr>
                             <a:picLocks noChangeArrowheads="1" noChangeAspect="1"/>
                           </pic:cNvPicPr>
@@ -3976,7 +3976,7 @@
                     <a:graphicData uri="http://schemas.openxmlformats.org/drawingml/2006/picture">
                       <pic:pic>
                         <pic:nvPicPr>
-                          <pic:cNvPr descr="/opt/quarto/share/formats/docx/important.png" id="41" name="Picture"/>
+                          <pic:cNvPr descr="/Applications/Positron.app/Contents/Resources/app/quarto/share/formats/docx/important.png" id="41" name="Picture"/>
                           <pic:cNvPicPr>
                             <a:picLocks noChangeArrowheads="1" noChangeAspect="1"/>
                           </pic:cNvPicPr>
@@ -4440,7 +4440,7 @@
                     <a:graphicData uri="http://schemas.openxmlformats.org/drawingml/2006/picture">
                       <pic:pic>
                         <pic:nvPicPr>
-                          <pic:cNvPr descr="/opt/quarto/share/formats/docx/tip.png" id="45" name="Picture"/>
+                          <pic:cNvPr descr="/Applications/Positron.app/Contents/Resources/app/quarto/share/formats/docx/tip.png" id="45" name="Picture"/>
                           <pic:cNvPicPr>
                             <a:picLocks noChangeArrowheads="1" noChangeAspect="1"/>
                           </pic:cNvPicPr>
@@ -4576,7 +4576,7 @@
                     <a:graphicData uri="http://schemas.openxmlformats.org/drawingml/2006/picture">
                       <pic:pic>
                         <pic:nvPicPr>
-                          <pic:cNvPr descr="/opt/quarto/share/formats/docx/note.png" id="48" name="Picture"/>
+                          <pic:cNvPr descr="/Applications/Positron.app/Contents/Resources/app/quarto/share/formats/docx/note.png" id="48" name="Picture"/>
                           <pic:cNvPicPr>
                             <a:picLocks noChangeArrowheads="1" noChangeAspect="1"/>
                           </pic:cNvPicPr>
@@ -5393,7 +5393,7 @@
                     <a:graphicData uri="http://schemas.openxmlformats.org/drawingml/2006/picture">
                       <pic:pic>
                         <pic:nvPicPr>
-                          <pic:cNvPr descr="/opt/quarto/share/formats/docx/note.png" id="51" name="Picture"/>
+                          <pic:cNvPr descr="/Applications/Positron.app/Contents/Resources/app/quarto/share/formats/docx/note.png" id="51" name="Picture"/>
                           <pic:cNvPicPr>
                             <a:picLocks noChangeArrowheads="1" noChangeAspect="1"/>
                           </pic:cNvPicPr>
@@ -5644,7 +5644,7 @@
                     <a:graphicData uri="http://schemas.openxmlformats.org/drawingml/2006/picture">
                       <pic:pic>
                         <pic:nvPicPr>
-                          <pic:cNvPr descr="/opt/quarto/share/formats/docx/tip.png" id="55" name="Picture"/>
+                          <pic:cNvPr descr="/Applications/Positron.app/Contents/Resources/app/quarto/share/formats/docx/tip.png" id="55" name="Picture"/>
                           <pic:cNvPicPr>
                             <a:picLocks noChangeArrowheads="1" noChangeAspect="1"/>
                           </pic:cNvPicPr>
@@ -5789,7 +5789,7 @@
                     <a:graphicData uri="http://schemas.openxmlformats.org/drawingml/2006/picture">
                       <pic:pic>
                         <pic:nvPicPr>
-                          <pic:cNvPr descr="/opt/quarto/share/formats/docx/note.png" id="58" name="Picture"/>
+                          <pic:cNvPr descr="/Applications/Positron.app/Contents/Resources/app/quarto/share/formats/docx/note.png" id="58" name="Picture"/>
                           <pic:cNvPicPr>
                             <a:picLocks noChangeArrowheads="1" noChangeAspect="1"/>
                           </pic:cNvPicPr>

--- a/docs/content/joins/joins_lecture.docx
+++ b/docs/content/joins/joins_lecture.docx
@@ -31,7 +31,7 @@
         <w:pStyle w:val="Date"/>
       </w:pPr>
       <w:r>
-        <w:t xml:space="preserve">2026-10-08</w:t>
+        <w:t xml:space="preserve">2026-10-09</w:t>
       </w:r>
     </w:p>
     <w:bookmarkStart w:id="12" w:name="where-we-left-off"/>

--- a/docs/content/joins/joins_lecture.docx
+++ b/docs/content/joins/joins_lecture.docx
@@ -7,7 +7,7 @@
         <w:pStyle w:val="Title"/>
       </w:pPr>
       <w:r>
-        <w:t xml:space="preserve">Lecture — Joins: Combining Two Tables</w:t>
+        <w:t xml:space="preserve">Lecture 16 — Joins: Combining Two Tables</w:t>
       </w:r>
     </w:p>
     <w:p>
@@ -31,16 +31,16 @@
         <w:pStyle w:val="Date"/>
       </w:pPr>
       <w:r>
-        <w:t xml:space="preserve">2026-10-09</w:t>
-      </w:r>
-    </w:p>
-    <w:bookmarkStart w:id="12" w:name="where-we-left-off"/>
+        <w:t xml:space="preserve">2026-10-19</w:t>
+      </w:r>
+    </w:p>
+    <w:bookmarkStart w:id="12" w:name="where-we-left-off-lecture-15"/>
     <w:p>
       <w:pPr>
         <w:pStyle w:val="Heading1"/>
       </w:pPr>
       <w:r>
-        <w:t xml:space="preserve">Where we left off</w:t>
+        <w:t xml:space="preserve">Where we left off — Lecture 15</w:t>
       </w:r>
     </w:p>
     <w:p>
@@ -62,39 +62,28 @@
         <w:t xml:space="preserve"> </w:t>
       </w:r>
       <w:r>
-        <w:t xml:space="preserve">— reshaped wide data to long;</w:t>
-      </w:r>
-      <w:r>
-        <w:t xml:space="preserve"> </w:t>
-      </w:r>
-      <w:r>
-        <w:rPr>
-          <w:b/>
-          <w:bCs/>
-        </w:rPr>
-        <w:t xml:space="preserve">ANOVA</w:t>
-      </w:r>
-      <w:r>
-        <w:t xml:space="preserve"> </w:t>
-      </w:r>
-      <w:r>
-        <w:t xml:space="preserve">— compared group means;</w:t>
-      </w:r>
-      <w:r>
-        <w:t xml:space="preserve"> </w:t>
-      </w:r>
-      <w:r>
-        <w:rPr>
-          <w:b/>
-          <w:bCs/>
-        </w:rPr>
-        <w:t xml:space="preserve">Factors</w:t>
-      </w:r>
-      <w:r>
-        <w:t xml:space="preserve"> </w:t>
-      </w:r>
-      <w:r>
-        <w:t xml:space="preserve">— controlled category order</w:t>
+        <w:t xml:space="preserve">— reshaped NOAA’s wide ice file into a long, tidy table with</w:t>
+      </w:r>
+      <w:r>
+        <w:t xml:space="preserve"> </w:t>
+      </w:r>
+      <w:r>
+        <w:rPr>
+          <w:rStyle w:val="VerbatimChar"/>
+        </w:rPr>
+        <w:t xml:space="preserve">pivot_longer()</w:t>
+      </w:r>
+      <w:r>
+        <w:t xml:space="preserve">, and back into a summary table with</w:t>
+      </w:r>
+      <w:r>
+        <w:t xml:space="preserve"> </w:t>
+      </w:r>
+      <w:r>
+        <w:rPr>
+          <w:rStyle w:val="VerbatimChar"/>
+        </w:rPr>
+        <w:t xml:space="preserve">pivot_wider()</w:t>
       </w:r>
     </w:p>
     <w:p>
@@ -106,23 +95,7 @@
         </w:numPr>
       </w:pPr>
       <w:r>
-        <w:t xml:space="preserve">Your</w:t>
-      </w:r>
-      <w:r>
-        <w:t xml:space="preserve"> </w:t>
-      </w:r>
-      <w:r>
-        <w:rPr>
-          <w:b/>
-          <w:bCs/>
-        </w:rPr>
-        <w:t xml:space="preserve">final project</w:t>
-      </w:r>
-      <w:r>
-        <w:t xml:space="preserve"> </w:t>
-      </w:r>
-      <w:r>
-        <w:t xml:space="preserve">is under way — data found, question pitched</w:t>
+        <w:t xml:space="preserve">Fixed a real-world date wrinkle, then summarized and modelled the result</w:t>
       </w:r>
     </w:p>
     <w:p>
@@ -134,7 +107,35 @@
         </w:numPr>
       </w:pPr>
       <w:r>
-        <w:t xml:space="preserve">So far every analysis used</w:t>
+        <w:t xml:space="preserve">Your</w:t>
+      </w:r>
+      <w:r>
+        <w:t xml:space="preserve"> </w:t>
+      </w:r>
+      <w:r>
+        <w:rPr>
+          <w:b/>
+          <w:bCs/>
+        </w:rPr>
+        <w:t xml:space="preserve">final project</w:t>
+      </w:r>
+      <w:r>
+        <w:t xml:space="preserve"> </w:t>
+      </w:r>
+      <w:r>
+        <w:t xml:space="preserve">is under way — data found, question written</w:t>
+      </w:r>
+    </w:p>
+    <w:p>
+      <w:pPr>
+        <w:pStyle w:val="Compact"/>
+        <w:numPr>
+          <w:ilvl w:val="0"/>
+          <w:numId w:val="1001"/>
+        </w:numPr>
+      </w:pPr>
+      <w:r>
+        <w:t xml:space="preserve">But every analysis so far — tidy or not — used</w:t>
       </w:r>
       <w:r>
         <w:t xml:space="preserve"> </w:t>
@@ -360,13 +361,13 @@
       </w:tr>
     </w:tbl>
     <w:bookmarkEnd w:id="12"/>
-    <w:bookmarkStart w:id="17" w:name="goals-for-today-a-2-day-lecture"/>
+    <w:bookmarkStart w:id="17" w:name="goals-for-today"/>
     <w:p>
       <w:pPr>
         <w:pStyle w:val="Heading1"/>
       </w:pPr>
       <w:r>
-        <w:t xml:space="preserve">Goals for today (a 2-day lecture)</w:t>
+        <w:t xml:space="preserve">Goals for today</w:t>
       </w:r>
     </w:p>
     <w:p>
@@ -797,13 +798,13 @@
                 <w:b/>
                 <w:bCs/>
               </w:rPr>
-              <w:t xml:space="preserve">Day 1:</w:t>
-            </w:r>
-            <w:r>
-              <w:t xml:space="preserve"> </w:t>
-            </w:r>
-            <w:r>
-              <w:t xml:space="preserve">keys +</w:t>
+              <w:t xml:space="preserve">Four chunks:</w:t>
+            </w:r>
+            <w:r>
+              <w:t xml:space="preserve"> </w:t>
+            </w:r>
+            <w:r>
+              <w:t xml:space="preserve">keys →</w:t>
             </w:r>
             <w:r>
               <w:t xml:space="preserve"> </w:t>
@@ -815,23 +816,10 @@
               <w:t xml:space="preserve">left_join</w:t>
             </w:r>
             <w:r>
-              <w:t xml:space="preserve">.</w:t>
-            </w:r>
-            <w:r>
-              <w:t xml:space="preserve"> </w:t>
-            </w:r>
-            <w:r>
-              <w:rPr>
-                <w:b/>
-                <w:bCs/>
-              </w:rPr>
-              <w:t xml:space="preserve">Day 2:</w:t>
-            </w:r>
-            <w:r>
-              <w:t xml:space="preserve"> </w:t>
-            </w:r>
-            <w:r>
-              <w:t xml:space="preserve">the join family + filtering joins.</w:t>
+              <w:t xml:space="preserve"> </w:t>
+            </w:r>
+            <w:r>
+              <w:t xml:space="preserve">→ the join family → filtering joins.</w:t>
             </w:r>
           </w:p>
           <w:p/>
@@ -863,7 +851,7 @@
           <w:b/>
           <w:bCs/>
         </w:rPr>
-        <w:t xml:space="preserve">four chunks over two days</w:t>
+        <w:t xml:space="preserve">four short chunks</w:t>
       </w:r>
       <w:r>
         <w:t xml:space="preserve">. After each chunk you switch to the</w:t>
@@ -1208,23 +1196,13 @@
       </w:tr>
     </w:tbl>
     <w:bookmarkEnd w:id="20"/>
-    <w:bookmarkStart w:id="23" w:name="chunk-1-of-4-two-tables-a-key-day-1"/>
+    <w:bookmarkStart w:id="23" w:name="chunk-1-of-4-two-tables-a-key"/>
     <w:p>
       <w:pPr>
         <w:pStyle w:val="Heading1"/>
       </w:pPr>
       <w:r>
         <w:t xml:space="preserve">🧩 Chunk 1 of 4 · Two Tables &amp; a Key</w:t>
-      </w:r>
-      <w:r>
-        <w:t xml:space="preserve"> </w:t>
-      </w:r>
-      <w:r>
-        <w:rPr>
-          <w:i/>
-          <w:iCs/>
-        </w:rPr>
-        <w:t xml:space="preserve">(Day 1)</w:t>
       </w:r>
     </w:p>
     <w:p>
@@ -1769,7 +1747,7 @@
         <w:rPr>
           <w:rStyle w:val="VerbatimChar"/>
         </w:rPr>
-        <w:t xml:space="preserve">  animal_id capture_date site       mass_kg</w:t>
+        <w:t xml:space="preserve">  animal_id capture_date site            mass_kg</w:t>
       </w:r>
       <w:r>
         <w:br/>
@@ -1778,7 +1756,7 @@
         <w:rPr>
           <w:rStyle w:val="VerbatimChar"/>
         </w:rPr>
-        <w:t xml:space="preserve">  &lt;chr&gt;     &lt;date&gt;       &lt;chr&gt;        &lt;dbl&gt;</w:t>
+        <w:t xml:space="preserve">  &lt;chr&gt;     &lt;date&gt;       &lt;chr&gt;             &lt;dbl&gt;</w:t>
       </w:r>
       <w:r>
         <w:br/>
@@ -1787,7 +1765,7 @@
         <w:rPr>
           <w:rStyle w:val="VerbatimChar"/>
         </w:rPr>
-        <w:t xml:space="preserve">1 f07       2018-03-25   Snoqualmie    1.4 </w:t>
+        <w:t xml:space="preserve">1 f03       2018-06-08   Mt Rainier         3.75</w:t>
       </w:r>
       <w:r>
         <w:br/>
@@ -1796,7 +1774,7 @@
         <w:rPr>
           <w:rStyle w:val="VerbatimChar"/>
         </w:rPr>
-        <w:t xml:space="preserve">2 f16       2018-04-11   Mt Rainier    5.52</w:t>
+        <w:t xml:space="preserve">2 f09       2019-02-01   Gifford Pinchot    2.14</w:t>
       </w:r>
       <w:r>
         <w:br/>
@@ -1805,7 +1783,7 @@
         <w:rPr>
           <w:rStyle w:val="VerbatimChar"/>
         </w:rPr>
-        <w:t xml:space="preserve">3 f06       2018-04-29   Snoqualmie    2.06</w:t>
+        <w:t xml:space="preserve">3 f07       2019-03-13   Okanogan           2.48</w:t>
       </w:r>
     </w:p>
     <w:p>
@@ -2897,7 +2875,7 @@
       </w:r>
     </w:p>
     <w:bookmarkEnd w:id="32"/>
-    <w:bookmarkStart w:id="35" w:name="Xe577f450fe6d9842f9ba0151524189fcea6a26d"/>
+    <w:bookmarkStart w:id="35" w:name="chunk-2-of-4-your-first-join-left_join"/>
     <w:p>
       <w:pPr>
         <w:pStyle w:val="Heading1"/>
@@ -2913,16 +2891,6 @@
           <w:rStyle w:val="VerbatimChar"/>
         </w:rPr>
         <w:t xml:space="preserve">left_join()</w:t>
-      </w:r>
-      <w:r>
-        <w:t xml:space="preserve"> </w:t>
-      </w:r>
-      <w:r>
-        <w:rPr>
-          <w:i/>
-          <w:iCs/>
-        </w:rPr>
-        <w:t xml:space="preserve">(Day 1)</w:t>
       </w:r>
     </w:p>
     <w:p>
@@ -4145,13 +4113,13 @@
       </w:tr>
     </w:tbl>
     <w:bookmarkEnd w:id="42"/>
-    <w:bookmarkStart w:id="43" w:name="end-of-day-1-start-day-2-here"/>
+    <w:bookmarkStart w:id="43" w:name="halfway-check-in"/>
     <w:p>
       <w:pPr>
         <w:pStyle w:val="Heading1"/>
       </w:pPr>
       <w:r>
-        <w:t xml:space="preserve">🛑 End of Day 1 · Start Day 2 Here</w:t>
+        <w:t xml:space="preserve">🛑 Halfway — Check In</w:t>
       </w:r>
     </w:p>
     <w:p>
@@ -4163,7 +4131,7 @@
           <w:b/>
           <w:bCs/>
         </w:rPr>
-        <w:t xml:space="preserve">Day 1 recap — you can now:</w:t>
+        <w:t xml:space="preserve">So far you can:</w:t>
       </w:r>
     </w:p>
     <w:p>
@@ -4175,7 +4143,7 @@
         </w:numPr>
       </w:pPr>
       <w:r>
-        <w:t xml:space="preserve">Explain a key and why it must be unique (in the lookup table) and same case/type</w:t>
+        <w:t xml:space="preserve">Explain a key and why it must be unique (in the lookup table) and the same case/type in both tables</w:t>
       </w:r>
     </w:p>
     <w:p>
@@ -4226,7 +4194,7 @@
           <w:b/>
           <w:bCs/>
         </w:rPr>
-        <w:t xml:space="preserve">Day 2 — the rest of the family:</w:t>
+        <w:t xml:space="preserve">Still to come — the rest of the family:</w:t>
       </w:r>
     </w:p>
     <w:p>
@@ -4327,23 +4295,13 @@
       </w:r>
     </w:p>
     <w:bookmarkEnd w:id="43"/>
-    <w:bookmarkStart w:id="46" w:name="chunk-3-of-4-the-join-family-day-2"/>
+    <w:bookmarkStart w:id="46" w:name="chunk-3-of-4-the-join-family"/>
     <w:p>
       <w:pPr>
         <w:pStyle w:val="Heading1"/>
       </w:pPr>
       <w:r>
         <w:t xml:space="preserve">🧩 Chunk 3 of 4 · The Join Family</w:t>
-      </w:r>
-      <w:r>
-        <w:t xml:space="preserve"> </w:t>
-      </w:r>
-      <w:r>
-        <w:rPr>
-          <w:i/>
-          <w:iCs/>
-        </w:rPr>
-        <w:t xml:space="preserve">(Day 2)</w:t>
       </w:r>
     </w:p>
     <w:p>
@@ -5521,23 +5479,13 @@
       </w:r>
     </w:p>
     <w:bookmarkEnd w:id="53"/>
-    <w:bookmarkStart w:id="56" w:name="X895299194b48f158e8828ee1d778b948fe44f00"/>
+    <w:bookmarkStart w:id="56" w:name="chunk-4-of-4-filtering-joins-the-payoff"/>
     <w:p>
       <w:pPr>
         <w:pStyle w:val="Heading1"/>
       </w:pPr>
       <w:r>
         <w:t xml:space="preserve">🧩 Chunk 4 of 4 · Filtering Joins &amp; the Payoff</w:t>
-      </w:r>
-      <w:r>
-        <w:t xml:space="preserve"> </w:t>
-      </w:r>
-      <w:r>
-        <w:rPr>
-          <w:i/>
-          <w:iCs/>
-        </w:rPr>
-        <w:t xml:space="preserve">(Day 2)</w:t>
       </w:r>
     </w:p>
     <w:p>
@@ -5717,7 +5665,7 @@
               <w:t xml:space="preserve"> </w:t>
             </w:r>
             <w:r>
-              <w:t xml:space="preserve">(find the missing reports, build the map table).</w:t>
+              <w:t xml:space="preserve">(find what didn’t match, then build the analysis-ready table).</w:t>
             </w:r>
           </w:p>
           <w:p/>
@@ -6962,7 +6910,7 @@
         <w:rPr>
           <w:rStyle w:val="VerbatimChar"/>
         </w:rPr>
-        <w:t xml:space="preserve">1 F07       F     juvenile  2018-03-25                 -244</w:t>
+        <w:t xml:space="preserve">1 F03       M     adult     2018-06-08                  121</w:t>
       </w:r>
       <w:r>
         <w:br/>
@@ -6971,7 +6919,7 @@
         <w:rPr>
           <w:rStyle w:val="VerbatimChar"/>
         </w:rPr>
-        <w:t xml:space="preserve">2 F16       F     juvenile  2018-04-11                 -139</w:t>
+        <w:t xml:space="preserve">2 F09       F     juvenile  2019-02-01                   91</w:t>
       </w:r>
       <w:r>
         <w:br/>
@@ -6980,7 +6928,7 @@
         <w:rPr>
           <w:rStyle w:val="VerbatimChar"/>
         </w:rPr>
-        <w:t xml:space="preserve">3 F06       F     adult     2018-04-29                 -301</w:t>
+        <w:t xml:space="preserve">3 F07       F     juvenile  2019-03-13                  109</w:t>
       </w:r>
       <w:r>
         <w:br/>
@@ -6989,7 +6937,7 @@
         <w:rPr>
           <w:rStyle w:val="VerbatimChar"/>
         </w:rPr>
-        <w:t xml:space="preserve">4 F09       F     juvenile  2018-05-21                 -165</w:t>
+        <w:t xml:space="preserve">4 F05       M     adult     2019-04-16                  158</w:t>
       </w:r>
       <w:r>
         <w:br/>
@@ -6998,7 +6946,7 @@
         <w:rPr>
           <w:rStyle w:val="VerbatimChar"/>
         </w:rPr>
-        <w:t xml:space="preserve">5 F06       F     adult     2018-05-30                 -270</w:t>
+        <w:t xml:space="preserve">5 F06       F     adult     2019-07-24                  150</w:t>
       </w:r>
       <w:r>
         <w:br/>
@@ -7007,7 +6955,7 @@
         <w:rPr>
           <w:rStyle w:val="VerbatimChar"/>
         </w:rPr>
-        <w:t xml:space="preserve">6 F02       F     juvenile  2018-06-08                 -153</w:t>
+        <w:t xml:space="preserve">6 F05       M     adult     2019-08-30                  294</w:t>
       </w:r>
       <w:r>
         <w:br/>

--- a/docs/content/joins/joins_lecture.docx
+++ b/docs/content/joins/joins_lecture.docx
@@ -3024,7 +3024,7 @@
                 <w:b/>
                 <w:bCs/>
               </w:rPr>
-              <w:t xml:space="preserve">🖐 After this chunk: Activity Parts 4–6</w:t>
+              <w:t xml:space="preserve">🖐 After this chunk: Activity Parts 4–5</w:t>
             </w:r>
             <w:r>
               <w:t xml:space="preserve"> </w:t>
@@ -3605,515 +3605,7 @@
       </w:r>
     </w:p>
     <w:bookmarkEnd w:id="38"/>
-    <w:bookmarkStart w:id="42" w:name="X5418afd6fb0d311fd4535e0f00c807cffb5035c"/>
-    <w:p>
-      <w:pPr>
-        <w:pStyle w:val="Heading1"/>
-      </w:pPr>
-      <w:r>
-        <w:t xml:space="preserve">Live Demo — Watch It Break (a silent wrong join)</w:t>
-      </w:r>
-    </w:p>
-    <w:p>
-      <w:pPr>
-        <w:pStyle w:val="FirstParagraph"/>
-      </w:pPr>
-      <w:r>
-        <w:t xml:space="preserve">If I forget</w:t>
-      </w:r>
-      <w:r>
-        <w:t xml:space="preserve"> </w:t>
-      </w:r>
-      <w:r>
-        <w:rPr>
-          <w:rStyle w:val="VerbatimChar"/>
-        </w:rPr>
-        <w:t xml:space="preserve">by = ...</w:t>
-      </w:r>
-      <w:r>
-        <w:t xml:space="preserve">, dplyr looks for a</w:t>
-      </w:r>
-      <w:r>
-        <w:t xml:space="preserve"> </w:t>
-      </w:r>
-      <w:r>
-        <w:rPr>
-          <w:b/>
-          <w:bCs/>
-        </w:rPr>
-        <w:t xml:space="preserve">shared column name</w:t>
-      </w:r>
-      <w:r>
-        <w:t xml:space="preserve"> </w:t>
-      </w:r>
-      <w:r>
-        <w:t xml:space="preserve">— and both tables have a</w:t>
-      </w:r>
-      <w:r>
-        <w:t xml:space="preserve"> </w:t>
-      </w:r>
-      <w:r>
-        <w:rPr>
-          <w:rStyle w:val="VerbatimChar"/>
-          <w:b/>
-          <w:bCs/>
-        </w:rPr>
-        <w:t xml:space="preserve">site</w:t>
-      </w:r>
-      <w:r>
-        <w:t xml:space="preserve"> </w:t>
-      </w:r>
-      <w:r>
-        <w:t xml:space="preserve">column:</w:t>
-      </w:r>
-    </w:p>
-    <w:p>
-      <w:pPr>
-        <w:pStyle w:val="SourceCode"/>
-      </w:pPr>
-      <w:r>
-        <w:rPr>
-          <w:rStyle w:val="NormalTok"/>
-        </w:rPr>
-        <w:t xml:space="preserve">captures_df </w:t>
-      </w:r>
-      <w:r>
-        <w:rPr>
-          <w:rStyle w:val="SpecialCharTok"/>
-        </w:rPr>
-        <w:t xml:space="preserve">%&gt;%</w:t>
-      </w:r>
-      <w:r>
-        <w:rPr>
-          <w:rStyle w:val="NormalTok"/>
-        </w:rPr>
-        <w:t xml:space="preserve"> </w:t>
-      </w:r>
-      <w:r>
-        <w:rPr>
-          <w:rStyle w:val="FunctionTok"/>
-        </w:rPr>
-        <w:t xml:space="preserve">left_join</w:t>
-      </w:r>
-      <w:r>
-        <w:rPr>
-          <w:rStyle w:val="NormalTok"/>
-        </w:rPr>
-        <w:t xml:space="preserve">(individuals_df)</w:t>
-      </w:r>
-      <w:r>
-        <w:br/>
-      </w:r>
-      <w:r>
-        <w:rPr>
-          <w:rStyle w:val="CommentTok"/>
-        </w:rPr>
-        <w:t xml:space="preserve">#&gt; Joining with `by = join_by(site)`</w:t>
-      </w:r>
-    </w:p>
-    <w:p>
-      <w:pPr>
-        <w:pStyle w:val="FirstParagraph"/>
-      </w:pPr>
-      <w:r>
-        <w:t xml:space="preserve">But</w:t>
-      </w:r>
-      <w:r>
-        <w:t xml:space="preserve"> </w:t>
-      </w:r>
-      <w:r>
-        <w:rPr>
-          <w:rStyle w:val="VerbatimChar"/>
-        </w:rPr>
-        <w:t xml:space="preserve">site</w:t>
-      </w:r>
-      <w:r>
-        <w:t xml:space="preserve"> </w:t>
-      </w:r>
-      <w:r>
-        <w:t xml:space="preserve">means different things: the</w:t>
-      </w:r>
-      <w:r>
-        <w:t xml:space="preserve"> </w:t>
-      </w:r>
-      <w:r>
-        <w:rPr>
-          <w:b/>
-          <w:bCs/>
-        </w:rPr>
-        <w:t xml:space="preserve">capture</w:t>
-      </w:r>
-      <w:r>
-        <w:t xml:space="preserve"> </w:t>
-      </w:r>
-      <w:r>
-        <w:t xml:space="preserve">site vs the</w:t>
-      </w:r>
-      <w:r>
-        <w:t xml:space="preserve"> </w:t>
-      </w:r>
-      <w:r>
-        <w:rPr>
-          <w:b/>
-          <w:bCs/>
-        </w:rPr>
-        <w:t xml:space="preserve">release</w:t>
-      </w:r>
-      <w:r>
-        <w:t xml:space="preserve"> </w:t>
-      </w:r>
-      <w:r>
-        <w:t xml:space="preserve">site. Joining on it matches a capture to</w:t>
-      </w:r>
-      <w:r>
-        <w:t xml:space="preserve"> </w:t>
-      </w:r>
-      <w:r>
-        <w:rPr>
-          <w:i/>
-          <w:iCs/>
-        </w:rPr>
-        <w:t xml:space="preserve">every fisher released at that site</w:t>
-      </w:r>
-      <w:r>
-        <w:t xml:space="preserve"> </w:t>
-      </w:r>
-      <w:r>
-        <w:t xml:space="preserve">— the row count explodes and the animal ids are nonsense.</w:t>
-      </w:r>
-      <w:r>
-        <w:t xml:space="preserve"> </w:t>
-      </w:r>
-      <w:r>
-        <w:rPr>
-          <w:b/>
-          <w:bCs/>
-        </w:rPr>
-        <w:t xml:space="preserve">No error.</w:t>
-      </w:r>
-    </w:p>
-    <w:p>
-      <w:pPr>
-        <w:pStyle w:val="BodyText"/>
-      </w:pPr>
-      <w:r>
-        <w:t xml:space="preserve">The fix — always name the real key:</w:t>
-      </w:r>
-    </w:p>
-    <w:p>
-      <w:pPr>
-        <w:pStyle w:val="SourceCode"/>
-      </w:pPr>
-      <w:r>
-        <w:rPr>
-          <w:rStyle w:val="NormalTok"/>
-        </w:rPr>
-        <w:t xml:space="preserve">captures_df </w:t>
-      </w:r>
-      <w:r>
-        <w:rPr>
-          <w:rStyle w:val="SpecialCharTok"/>
-        </w:rPr>
-        <w:t xml:space="preserve">%&gt;%</w:t>
-      </w:r>
-      <w:r>
-        <w:br/>
-      </w:r>
-      <w:r>
-        <w:rPr>
-          <w:rStyle w:val="NormalTok"/>
-        </w:rPr>
-        <w:t xml:space="preserve">  </w:t>
-      </w:r>
-      <w:r>
-        <w:rPr>
-          <w:rStyle w:val="FunctionTok"/>
-        </w:rPr>
-        <w:t xml:space="preserve">left_join</w:t>
-      </w:r>
-      <w:r>
-        <w:rPr>
-          <w:rStyle w:val="NormalTok"/>
-        </w:rPr>
-        <w:t xml:space="preserve">(individuals_df, </w:t>
-      </w:r>
-      <w:r>
-        <w:rPr>
-          <w:rStyle w:val="AttributeTok"/>
-        </w:rPr>
-        <w:t xml:space="preserve">by =</w:t>
-      </w:r>
-      <w:r>
-        <w:rPr>
-          <w:rStyle w:val="NormalTok"/>
-        </w:rPr>
-        <w:t xml:space="preserve"> </w:t>
-      </w:r>
-      <w:r>
-        <w:rPr>
-          <w:rStyle w:val="FunctionTok"/>
-        </w:rPr>
-        <w:t xml:space="preserve">c</w:t>
-      </w:r>
-      <w:r>
-        <w:rPr>
-          <w:rStyle w:val="NormalTok"/>
-        </w:rPr>
-        <w:t xml:space="preserve">(</w:t>
-      </w:r>
-      <w:r>
-        <w:rPr>
-          <w:rStyle w:val="StringTok"/>
-        </w:rPr>
-        <w:t xml:space="preserve">"animal_id"</w:t>
-      </w:r>
-      <w:r>
-        <w:rPr>
-          <w:rStyle w:val="NormalTok"/>
-        </w:rPr>
-        <w:t xml:space="preserve"> </w:t>
-      </w:r>
-      <w:r>
-        <w:rPr>
-          <w:rStyle w:val="OtherTok"/>
-        </w:rPr>
-        <w:t xml:space="preserve">=</w:t>
-      </w:r>
-      <w:r>
-        <w:rPr>
-          <w:rStyle w:val="NormalTok"/>
-        </w:rPr>
-        <w:t xml:space="preserve"> </w:t>
-      </w:r>
-      <w:r>
-        <w:rPr>
-          <w:rStyle w:val="StringTok"/>
-        </w:rPr>
-        <w:t xml:space="preserve">"fisher_id"</w:t>
-      </w:r>
-      <w:r>
-        <w:rPr>
-          <w:rStyle w:val="NormalTok"/>
-        </w:rPr>
-        <w:t xml:space="preserve">))</w:t>
-      </w:r>
-    </w:p>
-    <w:tbl>
-      <w:tblPr>
-        <w:tblStyle w:val="Table"/>
-        <w:tblLook w:firstRow="0" w:lastRow="0" w:firstColumn="0" w:lastColumn="0" w:noHBand="0" w:noVBand="0" w:val="0000"/>
-        <w:tblBorders>
-          <w:top w:val="single" w:sz="4" w:space="0" w:color="CC1914"/>
-          <w:left w:val="single" w:sz="24" w:space="0" w:color="CC1914"/>
-          <w:bottom w:val="single" w:sz="4" w:space="0" w:color="CC1914"/>
-          <w:right w:val="single" w:sz="4" w:space="0" w:color="CC1914"/>
-        </w:tblBorders>
-        <w:tblCellMar>
-          <w:left w:w="144" w:type="dxa"/>
-          <w:right w:w="144" w:type="dxa"/>
-        </w:tblCellMar>
-        <w:tblLook w:firstRow="0" w:lastRow="0" w:firstColumn="0" w:lastColumn="0" w:noHBand="0" w:noVBand="0" w:val="0000"/>
-      </w:tblPr>
-      <w:tr>
-        <w:trPr>
-          <w:cantSplit/>
-        </w:trPr>
-        <w:tc>
-          <w:tcPr>
-            <w:shd w:color="auto" w:fill="f7dddc" w:val="clear"/>
-            <w:tcMar>
-              <w:top w:w="92" w:type="dxa"/>
-              <w:bottom w:w="92" w:type="dxa"/>
-            </w:tcMar>
-          </w:tcPr>
-          <w:p>
-            <w:pPr>
-              <w:pStyle w:val="FirstParagraph"/>
-            </w:pPr>
-            <w:pPr>
-              <w:spacing w:before="0" w:after="0"/>
-              <w:textAlignment w:val="center"/>
-            </w:pPr>
-            <w:r>
-              <w:drawing>
-                <wp:inline>
-                  <wp:extent cx="152400" cy="152400"/>
-                  <wp:effectExtent b="0" l="0" r="0" t="0"/>
-                  <wp:docPr descr="" title="" id="40" name="Picture"/>
-                  <a:graphic>
-                    <a:graphicData uri="http://schemas.openxmlformats.org/drawingml/2006/picture">
-                      <pic:pic>
-                        <pic:nvPicPr>
-                          <pic:cNvPr descr="/Applications/Positron.app/Contents/Resources/app/quarto/share/formats/docx/important.png" id="41" name="Picture"/>
-                          <pic:cNvPicPr>
-                            <a:picLocks noChangeArrowheads="1" noChangeAspect="1"/>
-                          </pic:cNvPicPr>
-                        </pic:nvPicPr>
-                        <pic:blipFill>
-                          <a:blip r:embed="rId39"/>
-                          <a:stretch>
-                            <a:fillRect/>
-                          </a:stretch>
-                        </pic:blipFill>
-                        <pic:spPr bwMode="auto">
-                          <a:xfrm>
-                            <a:off x="0" y="0"/>
-                            <a:ext cx="152400" cy="152400"/>
-                          </a:xfrm>
-                          <a:prstGeom prst="rect">
-                            <a:avLst/>
-                          </a:prstGeom>
-                          <a:noFill/>
-                          <a:ln w="9525">
-                            <a:noFill/>
-                            <a:headEnd/>
-                            <a:tailEnd/>
-                          </a:ln>
-                        </pic:spPr>
-                      </pic:pic>
-                    </a:graphicData>
-                  </a:graphic>
-                </wp:inline>
-              </w:drawing>
-            </w:r>
-            <w:r>
-              <w:t xml:space="preserve"> </w:t>
-            </w:r>
-            <w:r>
-              <w:t xml:space="preserve"> </w:t>
-            </w:r>
-            <w:r>
-              <w:t xml:space="preserve">Important</w:t>
-            </w:r>
-          </w:p>
-        </w:tc>
-      </w:tr>
-      <w:tr>
-        <w:trPr>
-          <w:cantSplit/>
-        </w:trPr>
-        <w:tc>
-          <w:tcPr>
-            <w:tcMar>
-              <w:top w:w="108" w:type="dxa"/>
-              <w:bottom w:w="108" w:type="dxa"/>
-            </w:tcMar>
-          </w:tcPr>
-          <w:p>
-            <w:pPr>
-              <w:pStyle w:val="BodyText"/>
-            </w:pPr>
-            <w:pPr>
-              <w:spacing w:before="16"/>
-            </w:pPr>
-            <w:r>
-              <w:rPr>
-                <w:b/>
-                <w:bCs/>
-              </w:rPr>
-              <w:t xml:space="preserve">✅ Why show a silent wrong join?</w:t>
-            </w:r>
-          </w:p>
-          <w:p>
-            <w:pPr>
-              <w:pStyle w:val="BodyText"/>
-            </w:pPr>
-            <w:pPr>
-              <w:spacing w:after="16"/>
-            </w:pPr>
-            <w:r>
-              <w:t xml:space="preserve">Nothing throws an error, so nothing forces you to notice.</w:t>
-            </w:r>
-            <w:r>
-              <w:t xml:space="preserve"> </w:t>
-            </w:r>
-            <w:r>
-              <w:rPr>
-                <w:rStyle w:val="VerbatimChar"/>
-              </w:rPr>
-              <w:t xml:space="preserve">captures_df</w:t>
-            </w:r>
-            <w:r>
-              <w:t xml:space="preserve"> </w:t>
-            </w:r>
-            <w:r>
-              <w:t xml:space="preserve">and</w:t>
-            </w:r>
-            <w:r>
-              <w:t xml:space="preserve"> </w:t>
-            </w:r>
-            <w:r>
-              <w:rPr>
-                <w:rStyle w:val="VerbatimChar"/>
-              </w:rPr>
-              <w:t xml:space="preserve">individuals_df</w:t>
-            </w:r>
-            <w:r>
-              <w:t xml:space="preserve"> </w:t>
-            </w:r>
-            <w:r>
-              <w:t xml:space="preserve">both have a</w:t>
-            </w:r>
-            <w:r>
-              <w:t xml:space="preserve"> </w:t>
-            </w:r>
-            <w:r>
-              <w:rPr>
-                <w:rStyle w:val="VerbatimChar"/>
-              </w:rPr>
-              <w:t xml:space="preserve">site</w:t>
-            </w:r>
-            <w:r>
-              <w:t xml:space="preserve"> </w:t>
-            </w:r>
-            <w:r>
-              <w:t xml:space="preserve">column; dplyr matches on it happily and hands you hundreds of rows that pair a capture with the wrong animal. If the message</w:t>
-            </w:r>
-            <w:r>
-              <w:t xml:space="preserve"> </w:t>
-            </w:r>
-            <w:r>
-              <w:rPr>
-                <w:i/>
-                <w:iCs/>
-              </w:rPr>
-              <w:t xml:space="preserve">“Joining with</w:t>
-            </w:r>
-            <w:r>
-              <w:rPr>
-                <w:i/>
-                <w:iCs/>
-              </w:rPr>
-              <w:t xml:space="preserve"> </w:t>
-            </w:r>
-            <w:r>
-              <w:rPr>
-                <w:rStyle w:val="VerbatimChar"/>
-                <w:i/>
-                <w:iCs/>
-              </w:rPr>
-              <w:t xml:space="preserve">by = ...</w:t>
-            </w:r>
-            <w:r>
-              <w:rPr>
-                <w:i/>
-                <w:iCs/>
-              </w:rPr>
-              <w:t xml:space="preserve">”</w:t>
-            </w:r>
-            <w:r>
-              <w:t xml:space="preserve"> </w:t>
-            </w:r>
-            <w:r>
-              <w:t xml:space="preserve">names a column you didn’t pick, treat it as a bug report, not a status update.</w:t>
-            </w:r>
-          </w:p>
-          <w:p/>
-        </w:tc>
-      </w:tr>
-    </w:tbl>
-    <w:bookmarkEnd w:id="42"/>
-    <w:bookmarkStart w:id="43" w:name="halfway-check-in"/>
+    <w:bookmarkStart w:id="39" w:name="halfway-check-in"/>
     <w:p>
       <w:pPr>
         <w:pStyle w:val="Heading1"/>
@@ -4294,8 +3786,8 @@
         <w:t xml:space="preserve">instead of add columns</w:t>
       </w:r>
     </w:p>
-    <w:bookmarkEnd w:id="43"/>
-    <w:bookmarkStart w:id="46" w:name="chunk-3-of-4-the-join-family"/>
+    <w:bookmarkEnd w:id="39"/>
+    <w:bookmarkStart w:id="42" w:name="chunk-3-of-4-the-join-family"/>
     <w:p>
       <w:pPr>
         <w:pStyle w:val="Heading1"/>
@@ -4393,12 +3885,12 @@
                 <wp:inline>
                   <wp:extent cx="152400" cy="152400"/>
                   <wp:effectExtent b="0" l="0" r="0" t="0"/>
-                  <wp:docPr descr="" title="" id="44" name="Picture"/>
+                  <wp:docPr descr="" title="" id="40" name="Picture"/>
                   <a:graphic>
                     <a:graphicData uri="http://schemas.openxmlformats.org/drawingml/2006/picture">
                       <pic:pic>
                         <pic:nvPicPr>
-                          <pic:cNvPr descr="/Applications/Positron.app/Contents/Resources/app/quarto/share/formats/docx/tip.png" id="45" name="Picture"/>
+                          <pic:cNvPr descr="/Applications/Positron.app/Contents/Resources/app/quarto/share/formats/docx/tip.png" id="41" name="Picture"/>
                           <pic:cNvPicPr>
                             <a:picLocks noChangeArrowheads="1" noChangeAspect="1"/>
                           </pic:cNvPicPr>
@@ -4465,7 +3957,7 @@
                 <w:b/>
                 <w:bCs/>
               </w:rPr>
-              <w:t xml:space="preserve">🖐 After this chunk: Activity Parts 7–9</w:t>
+              <w:t xml:space="preserve">🖐 After this chunk: Activity Parts 6–8</w:t>
             </w:r>
             <w:r>
               <w:t xml:space="preserve"> </w:t>
@@ -4478,8 +3970,8 @@
         </w:tc>
       </w:tr>
     </w:tbl>
-    <w:bookmarkEnd w:id="46"/>
-    <w:bookmarkStart w:id="49" w:name="inner-vs.-left-vs.-full"/>
+    <w:bookmarkEnd w:id="42"/>
+    <w:bookmarkStart w:id="45" w:name="inner-vs.-left-vs.-full"/>
     <w:p>
       <w:pPr>
         <w:pStyle w:val="Heading1"/>
@@ -4529,12 +4021,12 @@
                 <wp:inline>
                   <wp:extent cx="152400" cy="152400"/>
                   <wp:effectExtent b="0" l="0" r="0" t="0"/>
-                  <wp:docPr descr="" title="" id="47" name="Picture"/>
+                  <wp:docPr descr="" title="" id="43" name="Picture"/>
                   <a:graphic>
                     <a:graphicData uri="http://schemas.openxmlformats.org/drawingml/2006/picture">
                       <pic:pic>
                         <pic:nvPicPr>
-                          <pic:cNvPr descr="/Applications/Positron.app/Contents/Resources/app/quarto/share/formats/docx/note.png" id="48" name="Picture"/>
+                          <pic:cNvPr descr="/Applications/Positron.app/Contents/Resources/app/quarto/share/formats/docx/note.png" id="44" name="Picture"/>
                           <pic:cNvPicPr>
                             <a:picLocks noChangeArrowheads="1" noChangeAspect="1"/>
                           </pic:cNvPicPr>
@@ -5196,8 +4688,8 @@
         <w:t xml:space="preserve">adds back the fishers that were released but never recaptured.</w:t>
       </w:r>
     </w:p>
-    <w:bookmarkEnd w:id="49"/>
-    <w:bookmarkStart w:id="52" w:name="which-join-should-you-use"/>
+    <w:bookmarkEnd w:id="45"/>
+    <w:bookmarkStart w:id="48" w:name="which-join-should-you-use"/>
     <w:p>
       <w:pPr>
         <w:pStyle w:val="Heading1"/>
@@ -5346,12 +4838,12 @@
                 <wp:inline>
                   <wp:extent cx="152400" cy="152400"/>
                   <wp:effectExtent b="0" l="0" r="0" t="0"/>
-                  <wp:docPr descr="" title="" id="50" name="Picture"/>
+                  <wp:docPr descr="" title="" id="46" name="Picture"/>
                   <a:graphic>
                     <a:graphicData uri="http://schemas.openxmlformats.org/drawingml/2006/picture">
                       <pic:pic>
                         <pic:nvPicPr>
-                          <pic:cNvPr descr="/Applications/Positron.app/Contents/Resources/app/quarto/share/formats/docx/note.png" id="51" name="Picture"/>
+                          <pic:cNvPr descr="/Applications/Positron.app/Contents/Resources/app/quarto/share/formats/docx/note.png" id="47" name="Picture"/>
                           <pic:cNvPicPr>
                             <a:picLocks noChangeArrowheads="1" noChangeAspect="1"/>
                           </pic:cNvPicPr>
@@ -5460,14 +4952,14 @@
         <w:t xml:space="preserve">📖 R4DS §19.3–19.4</w:t>
       </w:r>
     </w:p>
-    <w:bookmarkEnd w:id="52"/>
-    <w:bookmarkStart w:id="53" w:name="pause-do-activity-parts-79-now"/>
+    <w:bookmarkEnd w:id="48"/>
+    <w:bookmarkStart w:id="49" w:name="pause-do-activity-parts-68-now"/>
     <w:p>
       <w:pPr>
         <w:pStyle w:val="Heading1"/>
       </w:pPr>
       <w:r>
-        <w:t xml:space="preserve">🛑 Pause — Do Activity Parts 7–9 Now</w:t>
+        <w:t xml:space="preserve">🛑 Pause — Do Activity Parts 6–8 Now</w:t>
       </w:r>
     </w:p>
     <w:p>
@@ -5478,8 +4970,8 @@
         <w:t xml:space="preserve">Run all three joins, compare the row counts, and decide which one you’d use to build a map. Predict each count first.</w:t>
       </w:r>
     </w:p>
-    <w:bookmarkEnd w:id="53"/>
-    <w:bookmarkStart w:id="56" w:name="chunk-4-of-4-filtering-joins-the-payoff"/>
+    <w:bookmarkEnd w:id="49"/>
+    <w:bookmarkStart w:id="52" w:name="chunk-4-of-4-filtering-joins-the-payoff"/>
     <w:p>
       <w:pPr>
         <w:pStyle w:val="Heading1"/>
@@ -5587,12 +5079,12 @@
                 <wp:inline>
                   <wp:extent cx="152400" cy="152400"/>
                   <wp:effectExtent b="0" l="0" r="0" t="0"/>
-                  <wp:docPr descr="" title="" id="54" name="Picture"/>
+                  <wp:docPr descr="" title="" id="50" name="Picture"/>
                   <a:graphic>
                     <a:graphicData uri="http://schemas.openxmlformats.org/drawingml/2006/picture">
                       <pic:pic>
                         <pic:nvPicPr>
-                          <pic:cNvPr descr="/Applications/Positron.app/Contents/Resources/app/quarto/share/formats/docx/tip.png" id="55" name="Picture"/>
+                          <pic:cNvPr descr="/Applications/Positron.app/Contents/Resources/app/quarto/share/formats/docx/tip.png" id="51" name="Picture"/>
                           <pic:cNvPicPr>
                             <a:picLocks noChangeArrowheads="1" noChangeAspect="1"/>
                           </pic:cNvPicPr>
@@ -5659,7 +5151,7 @@
                 <w:b/>
                 <w:bCs/>
               </w:rPr>
-              <w:t xml:space="preserve">🖐 After this chunk: Activity Parts 10–12</w:t>
+              <w:t xml:space="preserve">🖐 After this chunk: Activity Parts 9–11</w:t>
             </w:r>
             <w:r>
               <w:t xml:space="preserve"> </w:t>
@@ -5672,8 +5164,8 @@
         </w:tc>
       </w:tr>
     </w:tbl>
-    <w:bookmarkEnd w:id="56"/>
-    <w:bookmarkStart w:id="59" w:name="anti_join-what-didnt-match"/>
+    <w:bookmarkEnd w:id="52"/>
+    <w:bookmarkStart w:id="55" w:name="anti_join-what-didnt-match"/>
     <w:p>
       <w:pPr>
         <w:pStyle w:val="Heading1"/>
@@ -5732,12 +5224,12 @@
                 <wp:inline>
                   <wp:extent cx="152400" cy="152400"/>
                   <wp:effectExtent b="0" l="0" r="0" t="0"/>
-                  <wp:docPr descr="" title="" id="57" name="Picture"/>
+                  <wp:docPr descr="" title="" id="53" name="Picture"/>
                   <a:graphic>
                     <a:graphicData uri="http://schemas.openxmlformats.org/drawingml/2006/picture">
                       <pic:pic>
                         <pic:nvPicPr>
-                          <pic:cNvPr descr="/Applications/Positron.app/Contents/Resources/app/quarto/share/formats/docx/note.png" id="58" name="Picture"/>
+                          <pic:cNvPr descr="/Applications/Positron.app/Contents/Resources/app/quarto/share/formats/docx/note.png" id="54" name="Picture"/>
                           <pic:cNvPicPr>
                             <a:picLocks noChangeArrowheads="1" noChangeAspect="1"/>
                           </pic:cNvPicPr>
@@ -6295,8 +5787,8 @@
         <w:t xml:space="preserve">📖 R4DS §19.5 — filtering joins</w:t>
       </w:r>
     </w:p>
-    <w:bookmarkEnd w:id="59"/>
-    <w:bookmarkStart w:id="60" w:name="semi_join-keep-only-what-matched"/>
+    <w:bookmarkEnd w:id="55"/>
+    <w:bookmarkStart w:id="56" w:name="semi_join-keep-only-what-matched"/>
     <w:p>
       <w:pPr>
         <w:pStyle w:val="Heading1"/>
@@ -6590,8 +6082,8 @@
         <w:t xml:space="preserve">on the same table split it in two: recaptured vs never seen</w:t>
       </w:r>
     </w:p>
-    <w:bookmarkEnd w:id="60"/>
-    <w:bookmarkStart w:id="61" w:name="X9334ffa7355a41a7e53df2f06db50e4c66e38d9"/>
+    <w:bookmarkEnd w:id="56"/>
+    <w:bookmarkStart w:id="57" w:name="X9334ffa7355a41a7e53df2f06db50e4c66e38d9"/>
     <w:p>
       <w:pPr>
         <w:pStyle w:val="Heading1"/>
@@ -7033,14 +6525,14 @@
         <w:t xml:space="preserve">is right: an event with no known animal can’t go into an individual-level analysis.</w:t>
       </w:r>
     </w:p>
-    <w:bookmarkEnd w:id="61"/>
-    <w:bookmarkStart w:id="62" w:name="pause-do-activity-parts-1012-now"/>
+    <w:bookmarkEnd w:id="57"/>
+    <w:bookmarkStart w:id="58" w:name="pause-do-activity-parts-911-now"/>
     <w:p>
       <w:pPr>
         <w:pStyle w:val="Heading1"/>
       </w:pPr>
       <w:r>
-        <w:t xml:space="preserve">🛑 Pause — Do Activity Parts 10–12 Now</w:t>
+        <w:t xml:space="preserve">🛑 Pause — Do Activity Parts 9–11 Now</w:t>
       </w:r>
     </w:p>
     <w:p>
@@ -7081,8 +6573,8 @@
         <w:t xml:space="preserve">to see who was recaptured, and build the combined table. Predict the counts first.</w:t>
       </w:r>
     </w:p>
-    <w:bookmarkEnd w:id="62"/>
-    <w:bookmarkStart w:id="63" w:name="what-we-learned-today"/>
+    <w:bookmarkEnd w:id="58"/>
+    <w:bookmarkStart w:id="59" w:name="what-we-learned-today"/>
     <w:p>
       <w:pPr>
         <w:pStyle w:val="Heading1"/>
@@ -7579,7 +7071,7 @@
         <w:t xml:space="preserve">A different dataset (Bigfoot sightings) — same join thinking</w:t>
       </w:r>
     </w:p>
-    <w:bookmarkEnd w:id="63"/>
+    <w:bookmarkEnd w:id="59"/>
     <w:sectPr>
       <w:pgSz w:h="15840" w:w="12240"/>
       <w:pgMar w:bottom="720" w:footer="432" w:gutter="0" w:header="432" w:left="720" w:right="1008" w:top="720"/>

--- a/docs/content/joins/joins_lecture.docx
+++ b/docs/content/joins/joins_lecture.docx
@@ -31,7 +31,7 @@
         <w:pStyle w:val="Date"/>
       </w:pPr>
       <w:r>
-        <w:t xml:space="preserve">2026-10-19</w:t>
+        <w:t xml:space="preserve">2026-10-22</w:t>
       </w:r>
     </w:p>
     <w:bookmarkStart w:id="12" w:name="where-we-left-off-lecture-15"/>
